--- a/4.质量管理/2.运行记录类文件/TXHS-04-09-2025年度运维服务质量管理计划.docx
+++ b/4.质量管理/2.运行记录类文件/TXHS-04-09-2025年度运维服务质量管理计划.docx
@@ -1342,7 +1342,7 @@
                 <w:vertAlign w:val="baseline"/>
                 <w:lang w:val="en-US" w:eastAsia="zh-CN"/>
               </w:rPr>
-              <w:t>沈坚</w:t>
+              <w:t>李伟</w:t>
             </w:r>
           </w:p>
         </w:tc>
@@ -1385,7 +1385,7 @@
                 <w:vertAlign w:val="baseline"/>
                 <w:lang w:val="en-US" w:eastAsia="zh-CN"/>
               </w:rPr>
-              <w:t>茅建根</w:t>
+              <w:t>陈凯</w:t>
             </w:r>
           </w:p>
         </w:tc>
@@ -1613,6 +1613,12 @@
             <w:insideH w:val="single" w:color="000000" w:sz="2" w:space="0"/>
             <w:insideV w:val="single" w:color="000000" w:sz="2" w:space="0"/>
           </w:tblBorders>
+          <w:tblCellMar>
+            <w:top w:w="0" w:type="dxa"/>
+            <w:left w:w="0" w:type="dxa"/>
+            <w:bottom w:w="0" w:type="dxa"/>
+            <w:right w:w="0" w:type="dxa"/>
+          </w:tblCellMar>
         </w:tblPrEx>
         <w:trPr>
           <w:trHeight w:val="556" w:hRule="atLeast"/>
@@ -3433,7 +3439,6 @@
             <w:insideH w:val="single" w:color="auto" w:sz="4" w:space="0"/>
             <w:insideV w:val="single" w:color="auto" w:sz="4" w:space="0"/>
           </w:tblBorders>
-          <w:shd w:val="clear" w:color="auto" w:fill="auto"/>
           <w:tblCellMar>
             <w:top w:w="15" w:type="dxa"/>
             <w:left w:w="15" w:type="dxa"/>
@@ -4620,6 +4625,7 @@
             <w:insideH w:val="single" w:color="auto" w:sz="4" w:space="0"/>
             <w:insideV w:val="single" w:color="auto" w:sz="4" w:space="0"/>
           </w:tblBorders>
+          <w:shd w:val="clear" w:color="auto" w:fill="auto"/>
           <w:tblCellMar>
             <w:top w:w="15" w:type="dxa"/>
             <w:left w:w="15" w:type="dxa"/>
@@ -5336,6 +5342,7 @@
             <w:insideH w:val="single" w:color="auto" w:sz="4" w:space="0"/>
             <w:insideV w:val="single" w:color="auto" w:sz="4" w:space="0"/>
           </w:tblBorders>
+          <w:shd w:val="clear" w:color="auto" w:fill="auto"/>
           <w:tblCellMar>
             <w:top w:w="15" w:type="dxa"/>
             <w:left w:w="15" w:type="dxa"/>
@@ -6154,6 +6161,7 @@
             <w:insideH w:val="single" w:color="auto" w:sz="4" w:space="0"/>
             <w:insideV w:val="single" w:color="auto" w:sz="4" w:space="0"/>
           </w:tblBorders>
+          <w:shd w:val="clear" w:color="auto" w:fill="auto"/>
           <w:tblCellMar>
             <w:top w:w="15" w:type="dxa"/>
             <w:left w:w="15" w:type="dxa"/>
@@ -6492,6 +6500,7 @@
             <w:insideH w:val="single" w:color="auto" w:sz="4" w:space="0"/>
             <w:insideV w:val="single" w:color="auto" w:sz="4" w:space="0"/>
           </w:tblBorders>
+          <w:shd w:val="clear" w:color="auto" w:fill="auto"/>
           <w:tblCellMar>
             <w:top w:w="15" w:type="dxa"/>
             <w:left w:w="15" w:type="dxa"/>
@@ -7600,6 +7609,7 @@
             <w:insideH w:val="single" w:color="auto" w:sz="4" w:space="0"/>
             <w:insideV w:val="single" w:color="auto" w:sz="4" w:space="0"/>
           </w:tblBorders>
+          <w:shd w:val="clear" w:color="auto" w:fill="auto"/>
           <w:tblCellMar>
             <w:top w:w="15" w:type="dxa"/>
             <w:left w:w="15" w:type="dxa"/>
@@ -7977,6 +7987,7 @@
             <w:insideH w:val="single" w:color="auto" w:sz="4" w:space="0"/>
             <w:insideV w:val="single" w:color="auto" w:sz="4" w:space="0"/>
           </w:tblBorders>
+          <w:shd w:val="clear" w:color="auto" w:fill="auto"/>
           <w:tblCellMar>
             <w:top w:w="15" w:type="dxa"/>
             <w:left w:w="15" w:type="dxa"/>
@@ -8344,6 +8355,7 @@
             <w:insideH w:val="single" w:color="auto" w:sz="4" w:space="0"/>
             <w:insideV w:val="single" w:color="auto" w:sz="4" w:space="0"/>
           </w:tblBorders>
+          <w:shd w:val="clear" w:color="auto" w:fill="auto"/>
           <w:tblCellMar>
             <w:top w:w="15" w:type="dxa"/>
             <w:left w:w="15" w:type="dxa"/>
@@ -8711,6 +8723,7 @@
             <w:insideH w:val="single" w:color="auto" w:sz="4" w:space="0"/>
             <w:insideV w:val="single" w:color="auto" w:sz="4" w:space="0"/>
           </w:tblBorders>
+          <w:shd w:val="clear" w:color="auto" w:fill="auto"/>
           <w:tblCellMar>
             <w:top w:w="15" w:type="dxa"/>
             <w:left w:w="15" w:type="dxa"/>
@@ -9110,6 +9123,7 @@
             <w:insideH w:val="single" w:color="auto" w:sz="4" w:space="0"/>
             <w:insideV w:val="single" w:color="auto" w:sz="4" w:space="0"/>
           </w:tblBorders>
+          <w:shd w:val="clear" w:color="auto" w:fill="auto"/>
           <w:tblCellMar>
             <w:top w:w="15" w:type="dxa"/>
             <w:left w:w="15" w:type="dxa"/>
@@ -9509,6 +9523,7 @@
             <w:insideH w:val="single" w:color="auto" w:sz="4" w:space="0"/>
             <w:insideV w:val="single" w:color="auto" w:sz="4" w:space="0"/>
           </w:tblBorders>
+          <w:shd w:val="clear" w:color="auto" w:fill="auto"/>
           <w:tblCellMar>
             <w:top w:w="15" w:type="dxa"/>
             <w:left w:w="15" w:type="dxa"/>
@@ -9908,6 +9923,7 @@
             <w:insideH w:val="single" w:color="auto" w:sz="4" w:space="0"/>
             <w:insideV w:val="single" w:color="auto" w:sz="4" w:space="0"/>
           </w:tblBorders>
+          <w:shd w:val="clear" w:color="auto" w:fill="auto"/>
           <w:tblCellMar>
             <w:top w:w="15" w:type="dxa"/>
             <w:left w:w="15" w:type="dxa"/>

--- a/4.质量管理/2.运行记录类文件/TXHS-04-09-2025年度运维服务质量管理计划.docx
+++ b/4.质量管理/2.运行记录类文件/TXHS-04-09-2025年度运维服务质量管理计划.docx
@@ -21,7 +21,7 @@
         <w:spacing w:before="3120" w:beforeLines="1000"/>
         <w:textAlignment w:val="baseline"/>
       </w:pPr>
-      <w:bookmarkStart w:id="0" w:name="_Toc6750"/>
+      <w:bookmarkStart w:id="0" w:name="_Toc8217"/>
       <w:r>
         <w:drawing>
           <wp:anchor distT="0" distB="0" distL="114300" distR="114300" simplePos="0" relativeHeight="251660288" behindDoc="1" locked="0" layoutInCell="1" allowOverlap="1">
@@ -210,7 +210,7 @@
           <w:lang w:val="en-US" w:eastAsia="zh-CN"/>
         </w:rPr>
       </w:pPr>
-      <w:bookmarkStart w:id="1" w:name="_Toc1151"/>
+      <w:bookmarkStart w:id="1" w:name="_Toc9603"/>
       <w:r>
         <w:rPr>
           <w:rFonts w:hint="eastAsia"/>
@@ -1342,7 +1342,7 @@
                 <w:vertAlign w:val="baseline"/>
                 <w:lang w:val="en-US" w:eastAsia="zh-CN"/>
               </w:rPr>
-              <w:t>李伟</w:t>
+              <w:t>沈晓晖</w:t>
             </w:r>
           </w:p>
         </w:tc>
@@ -1385,7 +1385,7 @@
                 <w:vertAlign w:val="baseline"/>
                 <w:lang w:val="en-US" w:eastAsia="zh-CN"/>
               </w:rPr>
-              <w:t>陈凯</w:t>
+              <w:t>茅建根</w:t>
             </w:r>
           </w:p>
         </w:tc>
@@ -2037,6 +2037,8 @@
               <w:tab w:val="right" w:leader="dot" w:pos="8306"/>
             </w:tabs>
           </w:pPr>
+          <w:bookmarkStart w:id="18" w:name="_GoBack"/>
+          <w:bookmarkEnd w:id="18"/>
           <w:r>
             <w:rPr>
               <w:rFonts w:hint="eastAsia" w:ascii="宋体" w:hAnsi="宋体" w:eastAsia="宋体" w:cs="宋体"/>
@@ -2073,7 +2075,7 @@
               <w:rFonts w:hint="eastAsia" w:ascii="宋体" w:hAnsi="宋体" w:eastAsia="宋体" w:cs="宋体"/>
               <w:szCs w:val="24"/>
             </w:rPr>
-            <w:instrText xml:space="preserve"> HYPERLINK \l _Toc6750 </w:instrText>
+            <w:instrText xml:space="preserve"> HYPERLINK \l _Toc8217 </w:instrText>
           </w:r>
           <w:r>
             <w:rPr>
@@ -2096,7 +2098,7 @@
             <w:fldChar w:fldCharType="begin"/>
           </w:r>
           <w:r>
-            <w:instrText xml:space="preserve"> PAGEREF _Toc6750 \h </w:instrText>
+            <w:instrText xml:space="preserve"> PAGEREF _Toc8217 \h </w:instrText>
           </w:r>
           <w:r>
             <w:fldChar w:fldCharType="separate"/>
@@ -2134,7 +2136,7 @@
               <w:rFonts w:hint="eastAsia" w:ascii="宋体" w:hAnsi="宋体" w:eastAsia="宋体" w:cs="宋体"/>
               <w:szCs w:val="24"/>
             </w:rPr>
-            <w:instrText xml:space="preserve"> HYPERLINK \l _Toc1151 </w:instrText>
+            <w:instrText xml:space="preserve"> HYPERLINK \l _Toc9603 </w:instrText>
           </w:r>
           <w:r>
             <w:rPr>
@@ -2157,7 +2159,7 @@
             <w:fldChar w:fldCharType="begin"/>
           </w:r>
           <w:r>
-            <w:instrText xml:space="preserve"> PAGEREF _Toc1151 \h </w:instrText>
+            <w:instrText xml:space="preserve"> PAGEREF _Toc9603 \h </w:instrText>
           </w:r>
           <w:r>
             <w:fldChar w:fldCharType="separate"/>
@@ -2195,7 +2197,7 @@
               <w:rFonts w:hint="eastAsia" w:ascii="宋体" w:hAnsi="宋体" w:eastAsia="宋体" w:cs="宋体"/>
               <w:szCs w:val="24"/>
             </w:rPr>
-            <w:instrText xml:space="preserve"> HYPERLINK \l _Toc210 </w:instrText>
+            <w:instrText xml:space="preserve"> HYPERLINK \l _Toc21027 </w:instrText>
           </w:r>
           <w:r>
             <w:rPr>
@@ -2218,7 +2220,7 @@
             <w:fldChar w:fldCharType="begin"/>
           </w:r>
           <w:r>
-            <w:instrText xml:space="preserve"> PAGEREF _Toc210 \h </w:instrText>
+            <w:instrText xml:space="preserve"> PAGEREF _Toc21027 \h </w:instrText>
           </w:r>
           <w:r>
             <w:fldChar w:fldCharType="separate"/>
@@ -2256,7 +2258,7 @@
               <w:rFonts w:hint="eastAsia" w:ascii="宋体" w:hAnsi="宋体" w:eastAsia="宋体" w:cs="宋体"/>
               <w:szCs w:val="24"/>
             </w:rPr>
-            <w:instrText xml:space="preserve"> HYPERLINK \l _Toc23969 </w:instrText>
+            <w:instrText xml:space="preserve"> HYPERLINK \l _Toc27550 </w:instrText>
           </w:r>
           <w:r>
             <w:rPr>
@@ -2279,7 +2281,7 @@
             <w:fldChar w:fldCharType="begin"/>
           </w:r>
           <w:r>
-            <w:instrText xml:space="preserve"> PAGEREF _Toc23969 \h </w:instrText>
+            <w:instrText xml:space="preserve"> PAGEREF _Toc27550 \h </w:instrText>
           </w:r>
           <w:r>
             <w:fldChar w:fldCharType="separate"/>
@@ -2317,7 +2319,7 @@
               <w:rFonts w:hint="eastAsia" w:ascii="宋体" w:hAnsi="宋体" w:eastAsia="宋体" w:cs="宋体"/>
               <w:szCs w:val="24"/>
             </w:rPr>
-            <w:instrText xml:space="preserve"> HYPERLINK \l _Toc3083 </w:instrText>
+            <w:instrText xml:space="preserve"> HYPERLINK \l _Toc32591 </w:instrText>
           </w:r>
           <w:r>
             <w:rPr>
@@ -2340,7 +2342,7 @@
             <w:fldChar w:fldCharType="begin"/>
           </w:r>
           <w:r>
-            <w:instrText xml:space="preserve"> PAGEREF _Toc3083 \h </w:instrText>
+            <w:instrText xml:space="preserve"> PAGEREF _Toc32591 \h </w:instrText>
           </w:r>
           <w:r>
             <w:fldChar w:fldCharType="separate"/>
@@ -2378,7 +2380,7 @@
               <w:rFonts w:hint="eastAsia" w:ascii="宋体" w:hAnsi="宋体" w:eastAsia="宋体" w:cs="宋体"/>
               <w:szCs w:val="24"/>
             </w:rPr>
-            <w:instrText xml:space="preserve"> HYPERLINK \l _Toc17341 </w:instrText>
+            <w:instrText xml:space="preserve"> HYPERLINK \l _Toc10563 </w:instrText>
           </w:r>
           <w:r>
             <w:rPr>
@@ -2401,7 +2403,7 @@
             <w:fldChar w:fldCharType="begin"/>
           </w:r>
           <w:r>
-            <w:instrText xml:space="preserve"> PAGEREF _Toc17341 \h </w:instrText>
+            <w:instrText xml:space="preserve"> PAGEREF _Toc10563 \h </w:instrText>
           </w:r>
           <w:r>
             <w:fldChar w:fldCharType="separate"/>
@@ -2439,7 +2441,7 @@
               <w:rFonts w:hint="eastAsia" w:ascii="宋体" w:hAnsi="宋体" w:eastAsia="宋体" w:cs="宋体"/>
               <w:szCs w:val="24"/>
             </w:rPr>
-            <w:instrText xml:space="preserve"> HYPERLINK \l _Toc24457 </w:instrText>
+            <w:instrText xml:space="preserve"> HYPERLINK \l _Toc11263 </w:instrText>
           </w:r>
           <w:r>
             <w:rPr>
@@ -2462,7 +2464,7 @@
             <w:fldChar w:fldCharType="begin"/>
           </w:r>
           <w:r>
-            <w:instrText xml:space="preserve"> PAGEREF _Toc24457 \h </w:instrText>
+            <w:instrText xml:space="preserve"> PAGEREF _Toc11263 \h </w:instrText>
           </w:r>
           <w:r>
             <w:fldChar w:fldCharType="separate"/>
@@ -2500,7 +2502,7 @@
               <w:rFonts w:hint="eastAsia" w:ascii="宋体" w:hAnsi="宋体" w:eastAsia="宋体" w:cs="宋体"/>
               <w:szCs w:val="24"/>
             </w:rPr>
-            <w:instrText xml:space="preserve"> HYPERLINK \l _Toc24684 </w:instrText>
+            <w:instrText xml:space="preserve"> HYPERLINK \l _Toc21237 </w:instrText>
           </w:r>
           <w:r>
             <w:rPr>
@@ -2523,7 +2525,7 @@
             <w:fldChar w:fldCharType="begin"/>
           </w:r>
           <w:r>
-            <w:instrText xml:space="preserve"> PAGEREF _Toc24684 \h </w:instrText>
+            <w:instrText xml:space="preserve"> PAGEREF _Toc21237 \h </w:instrText>
           </w:r>
           <w:r>
             <w:fldChar w:fldCharType="separate"/>
@@ -2561,7 +2563,7 @@
               <w:rFonts w:hint="eastAsia" w:ascii="宋体" w:hAnsi="宋体" w:eastAsia="宋体" w:cs="宋体"/>
               <w:szCs w:val="24"/>
             </w:rPr>
-            <w:instrText xml:space="preserve"> HYPERLINK \l _Toc18970 </w:instrText>
+            <w:instrText xml:space="preserve"> HYPERLINK \l _Toc32198 </w:instrText>
           </w:r>
           <w:r>
             <w:rPr>
@@ -2591,7 +2593,7 @@
             <w:fldChar w:fldCharType="begin"/>
           </w:r>
           <w:r>
-            <w:instrText xml:space="preserve"> PAGEREF _Toc18970 \h </w:instrText>
+            <w:instrText xml:space="preserve"> PAGEREF _Toc32198 \h </w:instrText>
           </w:r>
           <w:r>
             <w:fldChar w:fldCharType="separate"/>
@@ -2629,7 +2631,7 @@
               <w:rFonts w:hint="eastAsia" w:ascii="宋体" w:hAnsi="宋体" w:eastAsia="宋体" w:cs="宋体"/>
               <w:szCs w:val="24"/>
             </w:rPr>
-            <w:instrText xml:space="preserve"> HYPERLINK \l _Toc19583 </w:instrText>
+            <w:instrText xml:space="preserve"> HYPERLINK \l _Toc22186 </w:instrText>
           </w:r>
           <w:r>
             <w:rPr>
@@ -2659,7 +2661,7 @@
             <w:fldChar w:fldCharType="begin"/>
           </w:r>
           <w:r>
-            <w:instrText xml:space="preserve"> PAGEREF _Toc19583 \h </w:instrText>
+            <w:instrText xml:space="preserve"> PAGEREF _Toc22186 \h </w:instrText>
           </w:r>
           <w:r>
             <w:fldChar w:fldCharType="separate"/>
@@ -2697,7 +2699,7 @@
               <w:rFonts w:hint="eastAsia" w:ascii="宋体" w:hAnsi="宋体" w:eastAsia="宋体" w:cs="宋体"/>
               <w:szCs w:val="24"/>
             </w:rPr>
-            <w:instrText xml:space="preserve"> HYPERLINK \l _Toc14776 </w:instrText>
+            <w:instrText xml:space="preserve"> HYPERLINK \l _Toc22188 </w:instrText>
           </w:r>
           <w:r>
             <w:rPr>
@@ -2727,7 +2729,7 @@
             <w:fldChar w:fldCharType="begin"/>
           </w:r>
           <w:r>
-            <w:instrText xml:space="preserve"> PAGEREF _Toc14776 \h </w:instrText>
+            <w:instrText xml:space="preserve"> PAGEREF _Toc22188 \h </w:instrText>
           </w:r>
           <w:r>
             <w:fldChar w:fldCharType="separate"/>
@@ -2765,7 +2767,7 @@
               <w:rFonts w:hint="eastAsia" w:ascii="宋体" w:hAnsi="宋体" w:eastAsia="宋体" w:cs="宋体"/>
               <w:szCs w:val="24"/>
             </w:rPr>
-            <w:instrText xml:space="preserve"> HYPERLINK \l _Toc15552 </w:instrText>
+            <w:instrText xml:space="preserve"> HYPERLINK \l _Toc12938 </w:instrText>
           </w:r>
           <w:r>
             <w:rPr>
@@ -2788,7 +2790,7 @@
             <w:fldChar w:fldCharType="begin"/>
           </w:r>
           <w:r>
-            <w:instrText xml:space="preserve"> PAGEREF _Toc15552 \h </w:instrText>
+            <w:instrText xml:space="preserve"> PAGEREF _Toc12938 \h </w:instrText>
           </w:r>
           <w:r>
             <w:fldChar w:fldCharType="separate"/>
@@ -2826,7 +2828,7 @@
               <w:rFonts w:hint="eastAsia" w:ascii="宋体" w:hAnsi="宋体" w:eastAsia="宋体" w:cs="宋体"/>
               <w:szCs w:val="24"/>
             </w:rPr>
-            <w:instrText xml:space="preserve"> HYPERLINK \l _Toc7101 </w:instrText>
+            <w:instrText xml:space="preserve"> HYPERLINK \l _Toc22383 </w:instrText>
           </w:r>
           <w:r>
             <w:rPr>
@@ -2849,7 +2851,7 @@
             <w:fldChar w:fldCharType="begin"/>
           </w:r>
           <w:r>
-            <w:instrText xml:space="preserve"> PAGEREF _Toc7101 \h </w:instrText>
+            <w:instrText xml:space="preserve"> PAGEREF _Toc22383 \h </w:instrText>
           </w:r>
           <w:r>
             <w:fldChar w:fldCharType="separate"/>
@@ -2887,7 +2889,7 @@
               <w:rFonts w:hint="eastAsia" w:ascii="宋体" w:hAnsi="宋体" w:eastAsia="宋体" w:cs="宋体"/>
               <w:szCs w:val="24"/>
             </w:rPr>
-            <w:instrText xml:space="preserve"> HYPERLINK \l _Toc11772 </w:instrText>
+            <w:instrText xml:space="preserve"> HYPERLINK \l _Toc6833 </w:instrText>
           </w:r>
           <w:r>
             <w:rPr>
@@ -2910,7 +2912,7 @@
             <w:fldChar w:fldCharType="begin"/>
           </w:r>
           <w:r>
-            <w:instrText xml:space="preserve"> PAGEREF _Toc11772 \h </w:instrText>
+            <w:instrText xml:space="preserve"> PAGEREF _Toc6833 \h </w:instrText>
           </w:r>
           <w:r>
             <w:fldChar w:fldCharType="separate"/>
@@ -2948,7 +2950,7 @@
               <w:rFonts w:hint="eastAsia" w:ascii="宋体" w:hAnsi="宋体" w:eastAsia="宋体" w:cs="宋体"/>
               <w:szCs w:val="24"/>
             </w:rPr>
-            <w:instrText xml:space="preserve"> HYPERLINK \l _Toc29514 </w:instrText>
+            <w:instrText xml:space="preserve"> HYPERLINK \l _Toc26827 </w:instrText>
           </w:r>
           <w:r>
             <w:rPr>
@@ -2971,13 +2973,13 @@
             <w:fldChar w:fldCharType="begin"/>
           </w:r>
           <w:r>
-            <w:instrText xml:space="preserve"> PAGEREF _Toc29514 \h </w:instrText>
+            <w:instrText xml:space="preserve"> PAGEREF _Toc26827 \h </w:instrText>
           </w:r>
           <w:r>
             <w:fldChar w:fldCharType="separate"/>
           </w:r>
           <w:r>
-            <w:t>7</w:t>
+            <w:t>6</w:t>
           </w:r>
           <w:r>
             <w:fldChar w:fldCharType="end"/>
@@ -3009,7 +3011,7 @@
               <w:rFonts w:hint="eastAsia" w:ascii="宋体" w:hAnsi="宋体" w:eastAsia="宋体" w:cs="宋体"/>
               <w:szCs w:val="24"/>
             </w:rPr>
-            <w:instrText xml:space="preserve"> HYPERLINK \l _Toc21036 </w:instrText>
+            <w:instrText xml:space="preserve"> HYPERLINK \l _Toc28105 </w:instrText>
           </w:r>
           <w:r>
             <w:rPr>
@@ -3023,7 +3025,14 @@
               <w:rFonts w:hint="default"/>
               <w:lang w:val="en-US" w:eastAsia="zh-CN"/>
             </w:rPr>
-            <w:t>4.3.5. 改进跟踪与闭环</w:t>
+            <w:t xml:space="preserve">4.3.5. </w:t>
+          </w:r>
+          <w:r>
+            <w:rPr>
+              <w:rFonts w:hint="eastAsia"/>
+              <w:lang w:val="en-US" w:eastAsia="zh-CN"/>
+            </w:rPr>
+            <w:t>客户投诉</w:t>
           </w:r>
           <w:r>
             <w:tab/>
@@ -3032,13 +3041,74 @@
             <w:fldChar w:fldCharType="begin"/>
           </w:r>
           <w:r>
-            <w:instrText xml:space="preserve"> PAGEREF _Toc21036 \h </w:instrText>
+            <w:instrText xml:space="preserve"> PAGEREF _Toc28105 \h </w:instrText>
           </w:r>
           <w:r>
             <w:fldChar w:fldCharType="separate"/>
           </w:r>
           <w:r>
             <w:t>7</w:t>
+          </w:r>
+          <w:r>
+            <w:fldChar w:fldCharType="end"/>
+          </w:r>
+          <w:r>
+            <w:rPr>
+              <w:rFonts w:hint="eastAsia" w:ascii="宋体" w:hAnsi="宋体" w:eastAsia="宋体" w:cs="宋体"/>
+              <w:szCs w:val="24"/>
+            </w:rPr>
+            <w:fldChar w:fldCharType="end"/>
+          </w:r>
+        </w:p>
+        <w:p>
+          <w:pPr>
+            <w:pStyle w:val="13"/>
+            <w:tabs>
+              <w:tab w:val="right" w:leader="dot" w:pos="8306"/>
+            </w:tabs>
+          </w:pPr>
+          <w:r>
+            <w:rPr>
+              <w:rFonts w:hint="eastAsia" w:ascii="宋体" w:hAnsi="宋体" w:eastAsia="宋体" w:cs="宋体"/>
+              <w:szCs w:val="24"/>
+            </w:rPr>
+            <w:fldChar w:fldCharType="begin"/>
+          </w:r>
+          <w:r>
+            <w:rPr>
+              <w:rFonts w:hint="eastAsia" w:ascii="宋体" w:hAnsi="宋体" w:eastAsia="宋体" w:cs="宋体"/>
+              <w:szCs w:val="24"/>
+            </w:rPr>
+            <w:instrText xml:space="preserve"> HYPERLINK \l _Toc11289 </w:instrText>
+          </w:r>
+          <w:r>
+            <w:rPr>
+              <w:rFonts w:hint="eastAsia" w:ascii="宋体" w:hAnsi="宋体" w:eastAsia="宋体" w:cs="宋体"/>
+              <w:szCs w:val="24"/>
+            </w:rPr>
+            <w:fldChar w:fldCharType="separate"/>
+          </w:r>
+          <w:r>
+            <w:rPr>
+              <w:rFonts w:hint="default"/>
+              <w:lang w:val="en-US" w:eastAsia="zh-CN"/>
+            </w:rPr>
+            <w:t>4.3.6. 改进跟踪与闭环</w:t>
+          </w:r>
+          <w:r>
+            <w:tab/>
+          </w:r>
+          <w:r>
+            <w:fldChar w:fldCharType="begin"/>
+          </w:r>
+          <w:r>
+            <w:instrText xml:space="preserve"> PAGEREF _Toc11289 \h </w:instrText>
+          </w:r>
+          <w:r>
+            <w:fldChar w:fldCharType="separate"/>
+          </w:r>
+          <w:r>
+            <w:t>8</w:t>
           </w:r>
           <w:r>
             <w:fldChar w:fldCharType="end"/>
@@ -3070,7 +3140,7 @@
               <w:rFonts w:hint="eastAsia" w:ascii="宋体" w:hAnsi="宋体" w:eastAsia="宋体" w:cs="宋体"/>
               <w:szCs w:val="24"/>
             </w:rPr>
-            <w:instrText xml:space="preserve"> HYPERLINK \l _Toc84 </w:instrText>
+            <w:instrText xml:space="preserve"> HYPERLINK \l _Toc30655 </w:instrText>
           </w:r>
           <w:r>
             <w:rPr>
@@ -3100,7 +3170,7 @@
             <w:fldChar w:fldCharType="begin"/>
           </w:r>
           <w:r>
-            <w:instrText xml:space="preserve"> PAGEREF _Toc84 \h </w:instrText>
+            <w:instrText xml:space="preserve"> PAGEREF _Toc30655 \h </w:instrText>
           </w:r>
           <w:r>
             <w:fldChar w:fldCharType="separate"/>
@@ -3201,7 +3271,7 @@
           <w:lang w:val="en-US" w:eastAsia="zh-CN"/>
         </w:rPr>
       </w:pPr>
-      <w:bookmarkStart w:id="2" w:name="_Toc210"/>
+      <w:bookmarkStart w:id="2" w:name="_Toc21027"/>
       <w:r>
         <w:rPr>
           <w:rFonts w:hint="default"/>
@@ -3220,7 +3290,7 @@
           <w:lang w:val="en-US" w:eastAsia="zh-CN"/>
         </w:rPr>
       </w:pPr>
-      <w:bookmarkStart w:id="3" w:name="_Toc23969"/>
+      <w:bookmarkStart w:id="3" w:name="_Toc27550"/>
       <w:r>
         <w:rPr>
           <w:rFonts w:hint="default"/>
@@ -3255,7 +3325,7 @@
           <w:lang w:val="en-US" w:eastAsia="zh-CN"/>
         </w:rPr>
       </w:pPr>
-      <w:bookmarkStart w:id="4" w:name="_Toc3083"/>
+      <w:bookmarkStart w:id="4" w:name="_Toc32591"/>
       <w:r>
         <w:rPr>
           <w:rFonts w:hint="default"/>
@@ -3290,7 +3360,7 @@
           <w:lang w:val="en-US" w:eastAsia="zh-CN"/>
         </w:rPr>
       </w:pPr>
-      <w:bookmarkStart w:id="5" w:name="_Toc17341"/>
+      <w:bookmarkStart w:id="5" w:name="_Toc10563"/>
       <w:r>
         <w:rPr>
           <w:rFonts w:hint="default"/>
@@ -3393,7 +3463,7 @@
           <w:lang w:val="en-US" w:eastAsia="zh-CN"/>
         </w:rPr>
       </w:pPr>
-      <w:bookmarkStart w:id="6" w:name="_Toc24457"/>
+      <w:bookmarkStart w:id="6" w:name="_Toc11263"/>
       <w:r>
         <w:rPr>
           <w:rFonts w:hint="default"/>
@@ -3439,6 +3509,7 @@
             <w:insideH w:val="single" w:color="auto" w:sz="4" w:space="0"/>
             <w:insideV w:val="single" w:color="auto" w:sz="4" w:space="0"/>
           </w:tblBorders>
+          <w:shd w:val="clear" w:color="auto" w:fill="auto"/>
           <w:tblCellMar>
             <w:top w:w="15" w:type="dxa"/>
             <w:left w:w="15" w:type="dxa"/>
@@ -4280,7 +4351,7 @@
           <w:lang w:val="en-US" w:eastAsia="zh-CN"/>
         </w:rPr>
       </w:pPr>
-      <w:bookmarkStart w:id="7" w:name="_Toc24684"/>
+      <w:bookmarkStart w:id="7" w:name="_Toc21237"/>
       <w:r>
         <w:rPr>
           <w:rFonts w:hint="default"/>
@@ -4299,7 +4370,7 @@
           <w:lang w:val="en-US" w:eastAsia="zh-CN"/>
         </w:rPr>
       </w:pPr>
-      <w:bookmarkStart w:id="8" w:name="_Toc18970"/>
+      <w:bookmarkStart w:id="8" w:name="_Toc32198"/>
       <w:r>
         <w:rPr>
           <w:rFonts w:hint="eastAsia"/>
@@ -5503,8 +5574,6 @@
               </w:rPr>
               <w:t>≥1次/年</w:t>
             </w:r>
-            <w:bookmarkStart w:id="17" w:name="_GoBack"/>
-            <w:bookmarkEnd w:id="17"/>
           </w:p>
         </w:tc>
         <w:tc>
@@ -5575,7 +5644,7 @@
           <w:lang w:val="en-US" w:eastAsia="zh-CN"/>
         </w:rPr>
       </w:pPr>
-      <w:bookmarkStart w:id="9" w:name="_Toc19583"/>
+      <w:bookmarkStart w:id="9" w:name="_Toc22186"/>
       <w:r>
         <w:rPr>
           <w:rFonts w:hint="eastAsia"/>
@@ -5823,6 +5892,7 @@
             <w:insideH w:val="single" w:color="auto" w:sz="4" w:space="0"/>
             <w:insideV w:val="single" w:color="auto" w:sz="4" w:space="0"/>
           </w:tblBorders>
+          <w:shd w:val="clear" w:color="auto" w:fill="auto"/>
           <w:tblCellMar>
             <w:top w:w="15" w:type="dxa"/>
             <w:left w:w="15" w:type="dxa"/>
@@ -6794,7 +6864,7 @@
           <w:lang w:val="en-US" w:eastAsia="zh-CN"/>
         </w:rPr>
       </w:pPr>
-      <w:bookmarkStart w:id="10" w:name="_Toc14776"/>
+      <w:bookmarkStart w:id="10" w:name="_Toc22188"/>
       <w:r>
         <w:rPr>
           <w:rFonts w:hint="eastAsia"/>
@@ -6813,7 +6883,7 @@
           <w:lang w:val="en-US" w:eastAsia="zh-CN"/>
         </w:rPr>
       </w:pPr>
-      <w:bookmarkStart w:id="11" w:name="_Toc15552"/>
+      <w:bookmarkStart w:id="11" w:name="_Toc12938"/>
       <w:r>
         <w:rPr>
           <w:rFonts w:hint="default"/>
@@ -6852,23 +6922,7 @@
           <w:rFonts w:hint="default"/>
           <w:lang w:val="en-US" w:eastAsia="zh-CN"/>
         </w:rPr>
-        <w:t>实施：</w:t>
-      </w:r>
-    </w:p>
-    <w:p>
-      <w:pPr>
-        <w:pStyle w:val="29"/>
-        <w:rPr>
-          <w:rFonts w:hint="default"/>
-          <w:lang w:val="en-US" w:eastAsia="zh-CN"/>
-        </w:rPr>
-      </w:pPr>
-      <w:r>
-        <w:rPr>
-          <w:rFonts w:hint="default"/>
-          <w:lang w:val="en-US" w:eastAsia="zh-CN"/>
-        </w:rPr>
-        <w:t>质量管理部根据指标体系频度（月度、季度、半年、年度），制定《KPI数据收集计划表》。</w:t>
+        <w:t>实施：质量管理部根据指标体系频度（月度、季度、半年、年度），制定《KPI数据收集计划表》。</w:t>
       </w:r>
     </w:p>
     <w:p>
@@ -6928,7 +6982,7 @@
           <w:lang w:val="en-US" w:eastAsia="zh-CN"/>
         </w:rPr>
       </w:pPr>
-      <w:bookmarkStart w:id="12" w:name="_Toc7101"/>
+      <w:bookmarkStart w:id="12" w:name="_Toc22383"/>
       <w:r>
         <w:rPr>
           <w:rFonts w:hint="default"/>
@@ -6969,15 +7023,6 @@
         </w:rPr>
         <w:t>实施：</w:t>
       </w:r>
-    </w:p>
-    <w:p>
-      <w:pPr>
-        <w:pStyle w:val="29"/>
-        <w:rPr>
-          <w:rFonts w:hint="default"/>
-          <w:lang w:val="en-US" w:eastAsia="zh-CN"/>
-        </w:rPr>
-      </w:pPr>
       <w:r>
         <w:rPr>
           <w:rFonts w:hint="eastAsia"/>
@@ -7043,7 +7088,7 @@
           <w:lang w:val="en-US" w:eastAsia="zh-CN"/>
         </w:rPr>
       </w:pPr>
-      <w:bookmarkStart w:id="13" w:name="_Toc11772"/>
+      <w:bookmarkStart w:id="13" w:name="_Toc6833"/>
       <w:r>
         <w:rPr>
           <w:rFonts w:hint="default"/>
@@ -7084,15 +7129,6 @@
         </w:rPr>
         <w:t>实施：</w:t>
       </w:r>
-    </w:p>
-    <w:p>
-      <w:pPr>
-        <w:pStyle w:val="29"/>
-        <w:rPr>
-          <w:rFonts w:hint="default"/>
-          <w:lang w:val="en-US" w:eastAsia="zh-CN"/>
-        </w:rPr>
-      </w:pPr>
       <w:r>
         <w:rPr>
           <w:rFonts w:hint="eastAsia"/>
@@ -7158,7 +7194,7 @@
           <w:lang w:val="en-US" w:eastAsia="zh-CN"/>
         </w:rPr>
       </w:pPr>
-      <w:bookmarkStart w:id="14" w:name="_Toc29514"/>
+      <w:bookmarkStart w:id="14" w:name="_Toc26827"/>
       <w:r>
         <w:rPr>
           <w:rFonts w:hint="default"/>
@@ -7444,13 +7480,13 @@
           <w:lang w:val="en-US" w:eastAsia="zh-CN"/>
         </w:rPr>
       </w:pPr>
-      <w:bookmarkStart w:id="15" w:name="_Toc21036"/>
+      <w:bookmarkStart w:id="15" w:name="_Toc28105"/>
       <w:r>
         <w:rPr>
-          <w:rFonts w:hint="default"/>
-          <w:lang w:val="en-US" w:eastAsia="zh-CN"/>
-        </w:rPr>
-        <w:t>改进跟踪与闭环</w:t>
+          <w:rFonts w:hint="eastAsia"/>
+          <w:lang w:val="en-US" w:eastAsia="zh-CN"/>
+        </w:rPr>
+        <w:t>客户投诉</w:t>
       </w:r>
       <w:bookmarkEnd w:id="15"/>
     </w:p>
@@ -7467,6 +7503,135 @@
           <w:rFonts w:hint="default"/>
           <w:lang w:val="en-US" w:eastAsia="zh-CN"/>
         </w:rPr>
+        <w:t>活动：建立项目客户投诉闭环管理机制</w:t>
+      </w:r>
+    </w:p>
+    <w:p>
+      <w:pPr>
+        <w:pStyle w:val="29"/>
+        <w:rPr>
+          <w:rFonts w:hint="default"/>
+          <w:lang w:val="en-US" w:eastAsia="zh-CN"/>
+        </w:rPr>
+      </w:pPr>
+      <w:r>
+        <w:rPr>
+          <w:rFonts w:hint="default"/>
+          <w:lang w:val="en-US" w:eastAsia="zh-CN"/>
+        </w:rPr>
+        <w:t>实施：质量部作为客户投诉的统一归口管理部门，负责投诉的登记、调查核实与跟踪验证，确保投诉受理、原因分析、整改落实、效果验证形成闭环流程。</w:t>
+      </w:r>
+    </w:p>
+    <w:p>
+      <w:pPr>
+        <w:pStyle w:val="29"/>
+        <w:rPr>
+          <w:rFonts w:hint="default"/>
+          <w:lang w:val="en-US" w:eastAsia="zh-CN"/>
+        </w:rPr>
+      </w:pPr>
+      <w:r>
+        <w:rPr>
+          <w:rFonts w:hint="default"/>
+          <w:lang w:val="en-US" w:eastAsia="zh-CN"/>
+        </w:rPr>
+        <w:t>运维部及相关责任部门配合进行原因分析，制定整改措施并落实，质量部对整改效果进行验证。</w:t>
+      </w:r>
+    </w:p>
+    <w:p>
+      <w:pPr>
+        <w:pStyle w:val="29"/>
+        <w:rPr>
+          <w:rFonts w:hint="default"/>
+          <w:lang w:val="en-US" w:eastAsia="zh-CN"/>
+        </w:rPr>
+      </w:pPr>
+      <w:r>
+        <w:rPr>
+          <w:rFonts w:hint="default"/>
+          <w:lang w:val="en-US" w:eastAsia="zh-CN"/>
+        </w:rPr>
+        <w:t>质量部每季度对客户投诉情况进行统计分析，监控年度累计投诉数量（控制指标为≤2次）及投诉处理及时率、闭环率（目标均为100%）。</w:t>
+      </w:r>
+    </w:p>
+    <w:p>
+      <w:pPr>
+        <w:pStyle w:val="29"/>
+        <w:rPr>
+          <w:rFonts w:hint="default"/>
+          <w:lang w:val="en-US" w:eastAsia="zh-CN"/>
+        </w:rPr>
+      </w:pPr>
+      <w:r>
+        <w:rPr>
+          <w:rFonts w:hint="default"/>
+          <w:lang w:val="en-US" w:eastAsia="zh-CN"/>
+        </w:rPr>
+        <w:t>输出：《客户投诉登记表》</w:t>
+      </w:r>
+      <w:r>
+        <w:rPr>
+          <w:rFonts w:hint="eastAsia"/>
+          <w:lang w:val="en-US" w:eastAsia="zh-CN"/>
+        </w:rPr>
+        <w:t>、</w:t>
+      </w:r>
+      <w:r>
+        <w:rPr>
+          <w:rFonts w:hint="default"/>
+          <w:lang w:val="en-US" w:eastAsia="zh-CN"/>
+        </w:rPr>
+        <w:t>《客户投诉分析报告》</w:t>
+      </w:r>
+    </w:p>
+    <w:p>
+      <w:pPr>
+        <w:pStyle w:val="29"/>
+        <w:rPr>
+          <w:rFonts w:hint="default"/>
+          <w:lang w:val="en-US" w:eastAsia="zh-CN"/>
+        </w:rPr>
+      </w:pPr>
+      <w:r>
+        <w:rPr>
+          <w:rFonts w:hint="default"/>
+          <w:lang w:val="en-US" w:eastAsia="zh-CN"/>
+        </w:rPr>
+        <w:t>投诉处理结果及分析数据，作为服务质量改进、内部审核及绩效考核的输入依据</w:t>
+      </w:r>
+    </w:p>
+    <w:p>
+      <w:pPr>
+        <w:pStyle w:val="31"/>
+        <w:bidi w:val="0"/>
+        <w:rPr>
+          <w:rFonts w:hint="default"/>
+          <w:lang w:val="en-US" w:eastAsia="zh-CN"/>
+        </w:rPr>
+      </w:pPr>
+      <w:bookmarkStart w:id="16" w:name="_Toc11289"/>
+      <w:r>
+        <w:rPr>
+          <w:rFonts w:hint="default"/>
+          <w:lang w:val="en-US" w:eastAsia="zh-CN"/>
+        </w:rPr>
+        <w:t>改进跟踪与闭环</w:t>
+      </w:r>
+      <w:bookmarkEnd w:id="16"/>
+    </w:p>
+    <w:p>
+      <w:pPr>
+        <w:pStyle w:val="29"/>
+        <w:rPr>
+          <w:rFonts w:hint="default"/>
+          <w:lang w:val="en-US" w:eastAsia="zh-CN"/>
+        </w:rPr>
+      </w:pPr>
+      <w:r>
+        <w:rPr>
+          <w:rFonts w:hint="default"/>
+          <w:lang w:val="en-US" w:eastAsia="zh-CN"/>
+        </w:rPr>
         <w:t>活动：对所有监控、检查、审核、评审中发现的不符合项或改进机会进行系统跟踪。</w:t>
       </w:r>
     </w:p>
@@ -7483,23 +7648,7 @@
           <w:rFonts w:hint="default"/>
           <w:lang w:val="en-US" w:eastAsia="zh-CN"/>
         </w:rPr>
-        <w:t>实施：</w:t>
-      </w:r>
-    </w:p>
-    <w:p>
-      <w:pPr>
-        <w:pStyle w:val="29"/>
-        <w:rPr>
-          <w:rFonts w:hint="default"/>
-          <w:lang w:val="en-US" w:eastAsia="zh-CN"/>
-        </w:rPr>
-      </w:pPr>
-      <w:r>
-        <w:rPr>
-          <w:rFonts w:hint="default"/>
-          <w:lang w:val="en-US" w:eastAsia="zh-CN"/>
-        </w:rPr>
-        <w:t>建立《质量改进跟踪台账》，记录问题来源、责任部门、纠正预防措施（CAPA）计划及完成状态。</w:t>
+        <w:t>实施：建立《质量改进跟踪台账》，记录问题来源、责任部门、纠正预防措施（CAPA）计划及完成状态。</w:t>
       </w:r>
     </w:p>
     <w:p>
@@ -7559,7 +7708,7 @@
           <w:lang w:val="en-US" w:eastAsia="zh-CN"/>
         </w:rPr>
       </w:pPr>
-      <w:bookmarkStart w:id="16" w:name="_Toc84"/>
+      <w:bookmarkStart w:id="17" w:name="_Toc30655"/>
       <w:r>
         <w:rPr>
           <w:rFonts w:hint="eastAsia"/>
@@ -7567,7 +7716,7 @@
         </w:rPr>
         <w:t>质量保证活动时间表</w:t>
       </w:r>
-      <w:bookmarkEnd w:id="16"/>
+      <w:bookmarkEnd w:id="17"/>
     </w:p>
     <w:tbl>
       <w:tblPr>
@@ -7987,7 +8136,6 @@
             <w:insideH w:val="single" w:color="auto" w:sz="4" w:space="0"/>
             <w:insideV w:val="single" w:color="auto" w:sz="4" w:space="0"/>
           </w:tblBorders>
-          <w:shd w:val="clear" w:color="auto" w:fill="auto"/>
           <w:tblCellMar>
             <w:top w:w="15" w:type="dxa"/>
             <w:left w:w="15" w:type="dxa"/>
@@ -8341,6 +8489,772 @@
                 <w:lang w:val="en-US" w:eastAsia="zh-CN"/>
               </w:rPr>
               <w:t>《月度KPI监控简报》</w:t>
+            </w:r>
+          </w:p>
+        </w:tc>
+      </w:tr>
+      <w:tr>
+        <w:tblPrEx>
+          <w:tblBorders>
+            <w:top w:val="single" w:color="auto" w:sz="4" w:space="0"/>
+            <w:left w:val="single" w:color="auto" w:sz="4" w:space="0"/>
+            <w:bottom w:val="single" w:color="auto" w:sz="4" w:space="0"/>
+            <w:right w:val="single" w:color="auto" w:sz="4" w:space="0"/>
+            <w:insideH w:val="single" w:color="auto" w:sz="4" w:space="0"/>
+            <w:insideV w:val="single" w:color="auto" w:sz="4" w:space="0"/>
+          </w:tblBorders>
+          <w:tblCellMar>
+            <w:top w:w="15" w:type="dxa"/>
+            <w:left w:w="15" w:type="dxa"/>
+            <w:bottom w:w="15" w:type="dxa"/>
+            <w:right w:w="15" w:type="dxa"/>
+          </w:tblCellMar>
+        </w:tblPrEx>
+        <w:trPr>
+          <w:trHeight w:val="0" w:hRule="atLeast"/>
+          <w:jc w:val="center"/>
+        </w:trPr>
+        <w:tc>
+          <w:tcPr>
+            <w:tcW w:w="607" w:type="dxa"/>
+            <w:tcBorders>
+              <w:top w:val="single" w:color="auto" w:sz="4" w:space="0"/>
+              <w:left w:val="single" w:color="auto" w:sz="12" w:space="0"/>
+              <w:bottom w:val="single" w:color="auto" w:sz="4" w:space="0"/>
+              <w:right w:val="single" w:color="auto" w:sz="4" w:space="0"/>
+            </w:tcBorders>
+            <w:shd w:val="clear" w:color="auto" w:fill="auto"/>
+            <w:tcMar>
+              <w:top w:w="120" w:type="dxa"/>
+              <w:left w:w="0" w:type="dxa"/>
+              <w:bottom w:w="120" w:type="dxa"/>
+              <w:right w:w="192" w:type="dxa"/>
+            </w:tcMar>
+            <w:vAlign w:val="center"/>
+          </w:tcPr>
+          <w:p>
+            <w:pPr>
+              <w:keepNext w:val="0"/>
+              <w:keepLines w:val="0"/>
+              <w:widowControl/>
+              <w:suppressLineNumbers w:val="0"/>
+              <w:snapToGrid w:val="0"/>
+              <w:spacing w:line="240" w:lineRule="auto"/>
+              <w:ind w:left="0" w:leftChars="0" w:right="0" w:rightChars="0" w:firstLine="0" w:firstLineChars="0"/>
+              <w:jc w:val="center"/>
+              <w:rPr>
+                <w:rFonts w:hint="default" w:ascii="Segoe UI" w:hAnsi="Segoe UI" w:eastAsia="Segoe UI" w:cs="Segoe UI"/>
+                <w:i w:val="0"/>
+                <w:iCs w:val="0"/>
+                <w:caps w:val="0"/>
+                <w:color w:val="0F1115"/>
+                <w:spacing w:val="0"/>
+                <w:sz w:val="18"/>
+                <w:szCs w:val="18"/>
+              </w:rPr>
+            </w:pPr>
+            <w:r>
+              <w:rPr>
+                <w:rFonts w:hint="default" w:ascii="Segoe UI" w:hAnsi="Segoe UI" w:eastAsia="Segoe UI" w:cs="Segoe UI"/>
+                <w:i w:val="0"/>
+                <w:iCs w:val="0"/>
+                <w:caps w:val="0"/>
+                <w:snapToGrid w:val="0"/>
+                <w:color w:val="000000"/>
+                <w:spacing w:val="0"/>
+                <w:kern w:val="0"/>
+                <w:sz w:val="18"/>
+                <w:szCs w:val="18"/>
+                <w:lang w:val="en-US" w:eastAsia="zh-CN"/>
+              </w:rPr>
+              <w:t>2</w:t>
+            </w:r>
+          </w:p>
+        </w:tc>
+        <w:tc>
+          <w:tcPr>
+            <w:tcW w:w="1350" w:type="dxa"/>
+            <w:tcBorders>
+              <w:top w:val="single" w:color="auto" w:sz="4" w:space="0"/>
+              <w:left w:val="single" w:color="auto" w:sz="4" w:space="0"/>
+              <w:bottom w:val="single" w:color="auto" w:sz="4" w:space="0"/>
+              <w:right w:val="single" w:color="auto" w:sz="4" w:space="0"/>
+            </w:tcBorders>
+            <w:shd w:val="clear" w:color="auto" w:fill="auto"/>
+            <w:tcMar>
+              <w:top w:w="120" w:type="dxa"/>
+              <w:left w:w="192" w:type="dxa"/>
+              <w:bottom w:w="120" w:type="dxa"/>
+              <w:right w:w="192" w:type="dxa"/>
+            </w:tcMar>
+            <w:vAlign w:val="center"/>
+          </w:tcPr>
+          <w:p>
+            <w:pPr>
+              <w:keepNext w:val="0"/>
+              <w:keepLines w:val="0"/>
+              <w:widowControl/>
+              <w:suppressLineNumbers w:val="0"/>
+              <w:snapToGrid w:val="0"/>
+              <w:spacing w:line="240" w:lineRule="auto"/>
+              <w:ind w:left="0" w:leftChars="0" w:right="0" w:rightChars="0" w:firstLine="0" w:firstLineChars="0"/>
+              <w:jc w:val="left"/>
+              <w:rPr>
+                <w:rFonts w:hint="default" w:ascii="Segoe UI" w:hAnsi="Segoe UI" w:eastAsia="Segoe UI" w:cs="Segoe UI"/>
+                <w:i w:val="0"/>
+                <w:iCs w:val="0"/>
+                <w:caps w:val="0"/>
+                <w:color w:val="0F1115"/>
+                <w:spacing w:val="0"/>
+                <w:sz w:val="18"/>
+                <w:szCs w:val="18"/>
+              </w:rPr>
+            </w:pPr>
+            <w:r>
+              <w:rPr>
+                <w:rStyle w:val="23"/>
+                <w:rFonts w:hint="default" w:ascii="Segoe UI" w:hAnsi="Segoe UI" w:eastAsia="Segoe UI" w:cs="Segoe UI"/>
+                <w:b/>
+                <w:bCs/>
+                <w:i w:val="0"/>
+                <w:iCs w:val="0"/>
+                <w:caps w:val="0"/>
+                <w:snapToGrid w:val="0"/>
+                <w:color w:val="000000"/>
+                <w:spacing w:val="0"/>
+                <w:kern w:val="0"/>
+                <w:sz w:val="18"/>
+                <w:szCs w:val="18"/>
+                <w:lang w:val="en-US" w:eastAsia="zh-CN"/>
+              </w:rPr>
+              <w:t>KPI数据季度分析与报告</w:t>
+            </w:r>
+          </w:p>
+        </w:tc>
+        <w:tc>
+          <w:tcPr>
+            <w:tcW w:w="1815" w:type="dxa"/>
+            <w:tcBorders>
+              <w:top w:val="single" w:color="auto" w:sz="4" w:space="0"/>
+              <w:left w:val="single" w:color="auto" w:sz="4" w:space="0"/>
+              <w:bottom w:val="single" w:color="auto" w:sz="4" w:space="0"/>
+              <w:right w:val="single" w:color="auto" w:sz="4" w:space="0"/>
+            </w:tcBorders>
+            <w:shd w:val="clear" w:color="auto" w:fill="auto"/>
+            <w:tcMar>
+              <w:top w:w="120" w:type="dxa"/>
+              <w:left w:w="192" w:type="dxa"/>
+              <w:bottom w:w="120" w:type="dxa"/>
+              <w:right w:w="192" w:type="dxa"/>
+            </w:tcMar>
+            <w:vAlign w:val="center"/>
+          </w:tcPr>
+          <w:p>
+            <w:pPr>
+              <w:keepNext w:val="0"/>
+              <w:keepLines w:val="0"/>
+              <w:widowControl/>
+              <w:suppressLineNumbers w:val="0"/>
+              <w:snapToGrid w:val="0"/>
+              <w:spacing w:line="240" w:lineRule="auto"/>
+              <w:ind w:left="0" w:leftChars="0" w:right="0" w:rightChars="0" w:firstLine="0" w:firstLineChars="0"/>
+              <w:jc w:val="left"/>
+              <w:rPr>
+                <w:rFonts w:hint="default" w:ascii="Segoe UI" w:hAnsi="Segoe UI" w:eastAsia="Segoe UI" w:cs="Segoe UI"/>
+                <w:i w:val="0"/>
+                <w:iCs w:val="0"/>
+                <w:caps w:val="0"/>
+                <w:color w:val="0F1115"/>
+                <w:spacing w:val="0"/>
+                <w:sz w:val="18"/>
+                <w:szCs w:val="18"/>
+              </w:rPr>
+            </w:pPr>
+            <w:r>
+              <w:rPr>
+                <w:rFonts w:hint="default" w:ascii="Segoe UI" w:hAnsi="Segoe UI" w:eastAsia="Segoe UI" w:cs="Segoe UI"/>
+                <w:i w:val="0"/>
+                <w:iCs w:val="0"/>
+                <w:caps w:val="0"/>
+                <w:snapToGrid w:val="0"/>
+                <w:color w:val="000000"/>
+                <w:spacing w:val="0"/>
+                <w:kern w:val="0"/>
+                <w:sz w:val="18"/>
+                <w:szCs w:val="18"/>
+                <w:lang w:val="en-US" w:eastAsia="zh-CN"/>
+              </w:rPr>
+              <w:t>SLA达成率、培训完成率、新增知识条目等季度指标</w:t>
+            </w:r>
+          </w:p>
+        </w:tc>
+        <w:tc>
+          <w:tcPr>
+            <w:tcW w:w="1983" w:type="dxa"/>
+            <w:tcBorders>
+              <w:top w:val="single" w:color="auto" w:sz="4" w:space="0"/>
+              <w:left w:val="single" w:color="auto" w:sz="4" w:space="0"/>
+              <w:bottom w:val="single" w:color="auto" w:sz="4" w:space="0"/>
+              <w:right w:val="single" w:color="auto" w:sz="4" w:space="0"/>
+            </w:tcBorders>
+            <w:shd w:val="clear" w:color="auto" w:fill="auto"/>
+            <w:tcMar>
+              <w:top w:w="120" w:type="dxa"/>
+              <w:left w:w="192" w:type="dxa"/>
+              <w:bottom w:w="120" w:type="dxa"/>
+              <w:right w:w="192" w:type="dxa"/>
+            </w:tcMar>
+            <w:vAlign w:val="center"/>
+          </w:tcPr>
+          <w:p>
+            <w:pPr>
+              <w:keepNext w:val="0"/>
+              <w:keepLines w:val="0"/>
+              <w:widowControl/>
+              <w:suppressLineNumbers w:val="0"/>
+              <w:snapToGrid w:val="0"/>
+              <w:spacing w:line="240" w:lineRule="auto"/>
+              <w:ind w:left="0" w:leftChars="0" w:right="0" w:rightChars="0" w:firstLine="0" w:firstLineChars="0"/>
+              <w:jc w:val="left"/>
+              <w:rPr>
+                <w:rFonts w:hint="default" w:ascii="Segoe UI" w:hAnsi="Segoe UI" w:eastAsia="Segoe UI" w:cs="Segoe UI"/>
+                <w:i w:val="0"/>
+                <w:iCs w:val="0"/>
+                <w:caps w:val="0"/>
+                <w:color w:val="0F1115"/>
+                <w:spacing w:val="0"/>
+                <w:sz w:val="18"/>
+                <w:szCs w:val="18"/>
+              </w:rPr>
+            </w:pPr>
+            <w:r>
+              <w:rPr>
+                <w:rFonts w:hint="default" w:ascii="Segoe UI" w:hAnsi="Segoe UI" w:eastAsia="Segoe UI" w:cs="Segoe UI"/>
+                <w:i w:val="0"/>
+                <w:iCs w:val="0"/>
+                <w:caps w:val="0"/>
+                <w:snapToGrid w:val="0"/>
+                <w:color w:val="000000"/>
+                <w:spacing w:val="0"/>
+                <w:kern w:val="0"/>
+                <w:sz w:val="18"/>
+                <w:szCs w:val="18"/>
+                <w:lang w:val="en-US" w:eastAsia="zh-CN"/>
+              </w:rPr>
+              <w:t>质量管理部</w:t>
+            </w:r>
+          </w:p>
+        </w:tc>
+        <w:tc>
+          <w:tcPr>
+            <w:tcW w:w="1512" w:type="dxa"/>
+            <w:tcBorders>
+              <w:top w:val="single" w:color="auto" w:sz="4" w:space="0"/>
+              <w:left w:val="single" w:color="auto" w:sz="4" w:space="0"/>
+              <w:bottom w:val="single" w:color="auto" w:sz="4" w:space="0"/>
+              <w:right w:val="single" w:color="auto" w:sz="4" w:space="0"/>
+            </w:tcBorders>
+            <w:shd w:val="clear" w:color="auto" w:fill="auto"/>
+            <w:tcMar>
+              <w:top w:w="120" w:type="dxa"/>
+              <w:left w:w="192" w:type="dxa"/>
+              <w:bottom w:w="120" w:type="dxa"/>
+              <w:right w:w="192" w:type="dxa"/>
+            </w:tcMar>
+            <w:vAlign w:val="center"/>
+          </w:tcPr>
+          <w:p>
+            <w:pPr>
+              <w:keepNext w:val="0"/>
+              <w:keepLines w:val="0"/>
+              <w:widowControl/>
+              <w:suppressLineNumbers w:val="0"/>
+              <w:snapToGrid w:val="0"/>
+              <w:spacing w:line="240" w:lineRule="auto"/>
+              <w:ind w:left="0" w:leftChars="0" w:right="0" w:rightChars="0" w:firstLine="0" w:firstLineChars="0"/>
+              <w:jc w:val="left"/>
+              <w:rPr>
+                <w:rFonts w:hint="default" w:ascii="Segoe UI" w:hAnsi="Segoe UI" w:eastAsia="Segoe UI" w:cs="Segoe UI"/>
+                <w:i w:val="0"/>
+                <w:iCs w:val="0"/>
+                <w:caps w:val="0"/>
+                <w:color w:val="0F1115"/>
+                <w:spacing w:val="0"/>
+                <w:sz w:val="18"/>
+                <w:szCs w:val="18"/>
+              </w:rPr>
+            </w:pPr>
+            <w:r>
+              <w:rPr>
+                <w:rFonts w:hint="default" w:ascii="Segoe UI" w:hAnsi="Segoe UI" w:eastAsia="Segoe UI" w:cs="Segoe UI"/>
+                <w:i w:val="0"/>
+                <w:iCs w:val="0"/>
+                <w:caps w:val="0"/>
+                <w:snapToGrid w:val="0"/>
+                <w:color w:val="000000"/>
+                <w:spacing w:val="0"/>
+                <w:kern w:val="0"/>
+                <w:sz w:val="18"/>
+                <w:szCs w:val="18"/>
+                <w:lang w:val="en-US" w:eastAsia="zh-CN"/>
+              </w:rPr>
+              <w:t>每季度首月第10个工作日前</w:t>
+            </w:r>
+          </w:p>
+        </w:tc>
+        <w:tc>
+          <w:tcPr>
+            <w:tcW w:w="1068" w:type="dxa"/>
+            <w:tcBorders>
+              <w:top w:val="single" w:color="auto" w:sz="4" w:space="0"/>
+              <w:left w:val="single" w:color="auto" w:sz="4" w:space="0"/>
+              <w:bottom w:val="single" w:color="auto" w:sz="4" w:space="0"/>
+              <w:right w:val="single" w:color="auto" w:sz="12" w:space="0"/>
+            </w:tcBorders>
+            <w:shd w:val="clear" w:color="auto" w:fill="auto"/>
+            <w:tcMar>
+              <w:top w:w="120" w:type="dxa"/>
+              <w:left w:w="192" w:type="dxa"/>
+              <w:bottom w:w="120" w:type="dxa"/>
+              <w:right w:w="0" w:type="dxa"/>
+            </w:tcMar>
+            <w:vAlign w:val="center"/>
+          </w:tcPr>
+          <w:p>
+            <w:pPr>
+              <w:keepNext w:val="0"/>
+              <w:keepLines w:val="0"/>
+              <w:widowControl/>
+              <w:suppressLineNumbers w:val="0"/>
+              <w:snapToGrid w:val="0"/>
+              <w:spacing w:line="240" w:lineRule="auto"/>
+              <w:ind w:left="0" w:leftChars="0" w:right="0" w:rightChars="0" w:firstLine="0" w:firstLineChars="0"/>
+              <w:jc w:val="left"/>
+              <w:rPr>
+                <w:rFonts w:hint="default" w:ascii="Segoe UI" w:hAnsi="Segoe UI" w:eastAsia="Segoe UI" w:cs="Segoe UI"/>
+                <w:i w:val="0"/>
+                <w:iCs w:val="0"/>
+                <w:caps w:val="0"/>
+                <w:color w:val="0F1115"/>
+                <w:spacing w:val="0"/>
+                <w:sz w:val="18"/>
+                <w:szCs w:val="18"/>
+              </w:rPr>
+            </w:pPr>
+            <w:r>
+              <w:rPr>
+                <w:rFonts w:hint="default" w:ascii="Segoe UI" w:hAnsi="Segoe UI" w:eastAsia="Segoe UI" w:cs="Segoe UI"/>
+                <w:i w:val="0"/>
+                <w:iCs w:val="0"/>
+                <w:caps w:val="0"/>
+                <w:snapToGrid w:val="0"/>
+                <w:color w:val="000000"/>
+                <w:spacing w:val="0"/>
+                <w:kern w:val="0"/>
+                <w:sz w:val="18"/>
+                <w:szCs w:val="18"/>
+                <w:lang w:val="en-US" w:eastAsia="zh-CN"/>
+              </w:rPr>
+              <w:t>《季度KPI达成情况分析报告》</w:t>
+            </w:r>
+          </w:p>
+        </w:tc>
+      </w:tr>
+      <w:tr>
+        <w:tblPrEx>
+          <w:tblBorders>
+            <w:top w:val="single" w:color="auto" w:sz="4" w:space="0"/>
+            <w:left w:val="single" w:color="auto" w:sz="4" w:space="0"/>
+            <w:bottom w:val="single" w:color="auto" w:sz="4" w:space="0"/>
+            <w:right w:val="single" w:color="auto" w:sz="4" w:space="0"/>
+            <w:insideH w:val="single" w:color="auto" w:sz="4" w:space="0"/>
+            <w:insideV w:val="single" w:color="auto" w:sz="4" w:space="0"/>
+          </w:tblBorders>
+          <w:tblCellMar>
+            <w:top w:w="15" w:type="dxa"/>
+            <w:left w:w="15" w:type="dxa"/>
+            <w:bottom w:w="15" w:type="dxa"/>
+            <w:right w:w="15" w:type="dxa"/>
+          </w:tblCellMar>
+        </w:tblPrEx>
+        <w:trPr>
+          <w:trHeight w:val="0" w:hRule="atLeast"/>
+          <w:jc w:val="center"/>
+        </w:trPr>
+        <w:tc>
+          <w:tcPr>
+            <w:tcW w:w="607" w:type="dxa"/>
+            <w:tcBorders>
+              <w:top w:val="single" w:color="auto" w:sz="4" w:space="0"/>
+              <w:left w:val="single" w:color="auto" w:sz="12" w:space="0"/>
+              <w:bottom w:val="single" w:color="auto" w:sz="4" w:space="0"/>
+              <w:right w:val="single" w:color="auto" w:sz="4" w:space="0"/>
+            </w:tcBorders>
+            <w:shd w:val="clear" w:color="auto" w:fill="auto"/>
+            <w:tcMar>
+              <w:top w:w="120" w:type="dxa"/>
+              <w:left w:w="0" w:type="dxa"/>
+              <w:bottom w:w="120" w:type="dxa"/>
+              <w:right w:w="192" w:type="dxa"/>
+            </w:tcMar>
+            <w:vAlign w:val="center"/>
+          </w:tcPr>
+          <w:p>
+            <w:pPr>
+              <w:keepNext w:val="0"/>
+              <w:keepLines w:val="0"/>
+              <w:widowControl/>
+              <w:suppressLineNumbers w:val="0"/>
+              <w:snapToGrid w:val="0"/>
+              <w:spacing w:line="240" w:lineRule="auto"/>
+              <w:ind w:left="0" w:leftChars="0" w:right="0" w:rightChars="0" w:firstLine="0" w:firstLineChars="0"/>
+              <w:jc w:val="center"/>
+              <w:rPr>
+                <w:rFonts w:hint="default" w:ascii="Segoe UI" w:hAnsi="Segoe UI" w:eastAsia="Segoe UI" w:cs="Segoe UI"/>
+                <w:i w:val="0"/>
+                <w:iCs w:val="0"/>
+                <w:caps w:val="0"/>
+                <w:color w:val="0F1115"/>
+                <w:spacing w:val="0"/>
+                <w:sz w:val="18"/>
+                <w:szCs w:val="18"/>
+              </w:rPr>
+            </w:pPr>
+            <w:r>
+              <w:rPr>
+                <w:rFonts w:hint="default" w:ascii="Segoe UI" w:hAnsi="Segoe UI" w:eastAsia="Segoe UI" w:cs="Segoe UI"/>
+                <w:i w:val="0"/>
+                <w:iCs w:val="0"/>
+                <w:caps w:val="0"/>
+                <w:snapToGrid w:val="0"/>
+                <w:color w:val="000000"/>
+                <w:spacing w:val="0"/>
+                <w:kern w:val="0"/>
+                <w:sz w:val="18"/>
+                <w:szCs w:val="18"/>
+                <w:lang w:val="en-US" w:eastAsia="zh-CN"/>
+              </w:rPr>
+              <w:t>3</w:t>
+            </w:r>
+          </w:p>
+        </w:tc>
+        <w:tc>
+          <w:tcPr>
+            <w:tcW w:w="1350" w:type="dxa"/>
+            <w:tcBorders>
+              <w:top w:val="single" w:color="auto" w:sz="4" w:space="0"/>
+              <w:left w:val="single" w:color="auto" w:sz="4" w:space="0"/>
+              <w:bottom w:val="single" w:color="auto" w:sz="4" w:space="0"/>
+              <w:right w:val="single" w:color="auto" w:sz="4" w:space="0"/>
+            </w:tcBorders>
+            <w:shd w:val="clear" w:color="auto" w:fill="auto"/>
+            <w:tcMar>
+              <w:top w:w="120" w:type="dxa"/>
+              <w:left w:w="192" w:type="dxa"/>
+              <w:bottom w:w="120" w:type="dxa"/>
+              <w:right w:w="192" w:type="dxa"/>
+            </w:tcMar>
+            <w:vAlign w:val="center"/>
+          </w:tcPr>
+          <w:p>
+            <w:pPr>
+              <w:keepNext w:val="0"/>
+              <w:keepLines w:val="0"/>
+              <w:widowControl/>
+              <w:suppressLineNumbers w:val="0"/>
+              <w:snapToGrid w:val="0"/>
+              <w:spacing w:line="240" w:lineRule="auto"/>
+              <w:ind w:left="0" w:leftChars="0" w:right="0" w:rightChars="0" w:firstLine="0" w:firstLineChars="0"/>
+              <w:jc w:val="left"/>
+              <w:rPr>
+                <w:rFonts w:hint="default" w:ascii="Segoe UI" w:hAnsi="Segoe UI" w:eastAsia="Segoe UI" w:cs="Segoe UI"/>
+                <w:i w:val="0"/>
+                <w:iCs w:val="0"/>
+                <w:caps w:val="0"/>
+                <w:color w:val="0F1115"/>
+                <w:spacing w:val="0"/>
+                <w:sz w:val="18"/>
+                <w:szCs w:val="18"/>
+              </w:rPr>
+            </w:pPr>
+            <w:r>
+              <w:rPr>
+                <w:rStyle w:val="23"/>
+                <w:rFonts w:hint="default" w:ascii="Segoe UI" w:hAnsi="Segoe UI" w:eastAsia="Segoe UI" w:cs="Segoe UI"/>
+                <w:b/>
+                <w:bCs/>
+                <w:i w:val="0"/>
+                <w:iCs w:val="0"/>
+                <w:caps w:val="0"/>
+                <w:snapToGrid w:val="0"/>
+                <w:color w:val="000000"/>
+                <w:spacing w:val="0"/>
+                <w:kern w:val="0"/>
+                <w:sz w:val="18"/>
+                <w:szCs w:val="18"/>
+                <w:lang w:val="en-US" w:eastAsia="zh-CN"/>
+              </w:rPr>
+              <w:t>客户满意度调查与分析</w:t>
+            </w:r>
+          </w:p>
+        </w:tc>
+        <w:tc>
+          <w:tcPr>
+            <w:tcW w:w="1815" w:type="dxa"/>
+            <w:tcBorders>
+              <w:top w:val="single" w:color="auto" w:sz="4" w:space="0"/>
+              <w:left w:val="single" w:color="auto" w:sz="4" w:space="0"/>
+              <w:bottom w:val="single" w:color="auto" w:sz="4" w:space="0"/>
+              <w:right w:val="single" w:color="auto" w:sz="4" w:space="0"/>
+            </w:tcBorders>
+            <w:shd w:val="clear" w:color="auto" w:fill="auto"/>
+            <w:tcMar>
+              <w:top w:w="120" w:type="dxa"/>
+              <w:left w:w="192" w:type="dxa"/>
+              <w:bottom w:w="120" w:type="dxa"/>
+              <w:right w:w="192" w:type="dxa"/>
+            </w:tcMar>
+            <w:vAlign w:val="center"/>
+          </w:tcPr>
+          <w:p>
+            <w:pPr>
+              <w:keepNext w:val="0"/>
+              <w:keepLines w:val="0"/>
+              <w:widowControl/>
+              <w:suppressLineNumbers w:val="0"/>
+              <w:snapToGrid w:val="0"/>
+              <w:spacing w:line="240" w:lineRule="auto"/>
+              <w:ind w:left="0" w:leftChars="0" w:right="0" w:rightChars="0" w:firstLine="0" w:firstLineChars="0"/>
+              <w:jc w:val="left"/>
+              <w:rPr>
+                <w:rFonts w:hint="default" w:ascii="Segoe UI" w:hAnsi="Segoe UI" w:eastAsia="Segoe UI" w:cs="Segoe UI"/>
+                <w:i w:val="0"/>
+                <w:iCs w:val="0"/>
+                <w:caps w:val="0"/>
+                <w:color w:val="0F1115"/>
+                <w:spacing w:val="0"/>
+                <w:sz w:val="18"/>
+                <w:szCs w:val="18"/>
+              </w:rPr>
+            </w:pPr>
+            <w:r>
+              <w:rPr>
+                <w:rFonts w:hint="default" w:ascii="Segoe UI" w:hAnsi="Segoe UI" w:eastAsia="Segoe UI" w:cs="Segoe UI"/>
+                <w:i w:val="0"/>
+                <w:iCs w:val="0"/>
+                <w:caps w:val="0"/>
+                <w:snapToGrid w:val="0"/>
+                <w:color w:val="000000"/>
+                <w:spacing w:val="0"/>
+                <w:kern w:val="0"/>
+                <w:sz w:val="18"/>
+                <w:szCs w:val="18"/>
+                <w:lang w:val="en-US" w:eastAsia="zh-CN"/>
+              </w:rPr>
+              <w:t>客户满意度</w:t>
+            </w:r>
+          </w:p>
+        </w:tc>
+        <w:tc>
+          <w:tcPr>
+            <w:tcW w:w="1983" w:type="dxa"/>
+            <w:tcBorders>
+              <w:top w:val="single" w:color="auto" w:sz="4" w:space="0"/>
+              <w:left w:val="single" w:color="auto" w:sz="4" w:space="0"/>
+              <w:bottom w:val="single" w:color="auto" w:sz="4" w:space="0"/>
+              <w:right w:val="single" w:color="auto" w:sz="4" w:space="0"/>
+            </w:tcBorders>
+            <w:shd w:val="clear" w:color="auto" w:fill="auto"/>
+            <w:tcMar>
+              <w:top w:w="120" w:type="dxa"/>
+              <w:left w:w="192" w:type="dxa"/>
+              <w:bottom w:w="120" w:type="dxa"/>
+              <w:right w:w="192" w:type="dxa"/>
+            </w:tcMar>
+            <w:vAlign w:val="center"/>
+          </w:tcPr>
+          <w:p>
+            <w:pPr>
+              <w:keepNext w:val="0"/>
+              <w:keepLines w:val="0"/>
+              <w:widowControl/>
+              <w:suppressLineNumbers w:val="0"/>
+              <w:snapToGrid w:val="0"/>
+              <w:spacing w:line="240" w:lineRule="auto"/>
+              <w:ind w:left="0" w:leftChars="0" w:right="0" w:rightChars="0" w:firstLine="0" w:firstLineChars="0"/>
+              <w:jc w:val="left"/>
+              <w:rPr>
+                <w:rFonts w:hint="default" w:ascii="Segoe UI" w:hAnsi="Segoe UI" w:eastAsia="Segoe UI" w:cs="Segoe UI"/>
+                <w:i w:val="0"/>
+                <w:iCs w:val="0"/>
+                <w:caps w:val="0"/>
+                <w:color w:val="0F1115"/>
+                <w:spacing w:val="0"/>
+                <w:sz w:val="18"/>
+                <w:szCs w:val="18"/>
+              </w:rPr>
+            </w:pPr>
+            <w:r>
+              <w:rPr>
+                <w:rFonts w:hint="default" w:ascii="Segoe UI" w:hAnsi="Segoe UI" w:eastAsia="Segoe UI" w:cs="Segoe UI"/>
+                <w:i w:val="0"/>
+                <w:iCs w:val="0"/>
+                <w:caps w:val="0"/>
+                <w:snapToGrid w:val="0"/>
+                <w:color w:val="000000"/>
+                <w:spacing w:val="0"/>
+                <w:kern w:val="0"/>
+                <w:sz w:val="18"/>
+                <w:szCs w:val="18"/>
+                <w:lang w:val="en-US" w:eastAsia="zh-CN"/>
+              </w:rPr>
+              <w:t>服务台（执行）、质量管理部（分析）</w:t>
+            </w:r>
+          </w:p>
+        </w:tc>
+        <w:tc>
+          <w:tcPr>
+            <w:tcW w:w="1512" w:type="dxa"/>
+            <w:tcBorders>
+              <w:top w:val="single" w:color="auto" w:sz="4" w:space="0"/>
+              <w:left w:val="single" w:color="auto" w:sz="4" w:space="0"/>
+              <w:bottom w:val="single" w:color="auto" w:sz="4" w:space="0"/>
+              <w:right w:val="single" w:color="auto" w:sz="4" w:space="0"/>
+            </w:tcBorders>
+            <w:shd w:val="clear" w:color="auto" w:fill="auto"/>
+            <w:tcMar>
+              <w:top w:w="120" w:type="dxa"/>
+              <w:left w:w="192" w:type="dxa"/>
+              <w:bottom w:w="120" w:type="dxa"/>
+              <w:right w:w="192" w:type="dxa"/>
+            </w:tcMar>
+            <w:vAlign w:val="center"/>
+          </w:tcPr>
+          <w:p>
+            <w:pPr>
+              <w:keepNext w:val="0"/>
+              <w:keepLines w:val="0"/>
+              <w:widowControl/>
+              <w:suppressLineNumbers w:val="0"/>
+              <w:snapToGrid w:val="0"/>
+              <w:spacing w:line="240" w:lineRule="auto"/>
+              <w:ind w:left="0" w:leftChars="0" w:right="0" w:rightChars="0" w:firstLine="0" w:firstLineChars="0"/>
+              <w:jc w:val="left"/>
+              <w:rPr>
+                <w:rFonts w:hint="default" w:ascii="Segoe UI" w:hAnsi="Segoe UI" w:eastAsia="Segoe UI" w:cs="Segoe UI"/>
+                <w:i w:val="0"/>
+                <w:iCs w:val="0"/>
+                <w:caps w:val="0"/>
+                <w:color w:val="0F1115"/>
+                <w:spacing w:val="0"/>
+                <w:sz w:val="18"/>
+                <w:szCs w:val="18"/>
+              </w:rPr>
+            </w:pPr>
+            <w:r>
+              <w:rPr>
+                <w:rFonts w:hint="default" w:ascii="Segoe UI" w:hAnsi="Segoe UI" w:eastAsia="Segoe UI" w:cs="Segoe UI"/>
+                <w:i w:val="0"/>
+                <w:iCs w:val="0"/>
+                <w:caps w:val="0"/>
+                <w:snapToGrid w:val="0"/>
+                <w:color w:val="000000"/>
+                <w:spacing w:val="0"/>
+                <w:kern w:val="0"/>
+                <w:sz w:val="18"/>
+                <w:szCs w:val="18"/>
+                <w:lang w:val="en-US" w:eastAsia="zh-CN"/>
+              </w:rPr>
+              <w:t>2025年6月、</w:t>
+            </w:r>
+            <w:r>
+              <w:rPr>
+                <w:rFonts w:hint="eastAsia" w:ascii="Segoe UI" w:hAnsi="Segoe UI" w:eastAsia="Segoe UI" w:cs="Segoe UI"/>
+                <w:i w:val="0"/>
+                <w:iCs w:val="0"/>
+                <w:caps w:val="0"/>
+                <w:snapToGrid w:val="0"/>
+                <w:color w:val="000000"/>
+                <w:spacing w:val="0"/>
+                <w:kern w:val="0"/>
+                <w:sz w:val="18"/>
+                <w:szCs w:val="18"/>
+                <w:lang w:val="en-US" w:eastAsia="zh-CN"/>
+              </w:rPr>
+              <w:t>2025年</w:t>
+            </w:r>
+            <w:r>
+              <w:rPr>
+                <w:rFonts w:hint="default" w:ascii="Segoe UI" w:hAnsi="Segoe UI" w:eastAsia="Segoe UI" w:cs="Segoe UI"/>
+                <w:i w:val="0"/>
+                <w:iCs w:val="0"/>
+                <w:caps w:val="0"/>
+                <w:snapToGrid w:val="0"/>
+                <w:color w:val="000000"/>
+                <w:spacing w:val="0"/>
+                <w:kern w:val="0"/>
+                <w:sz w:val="18"/>
+                <w:szCs w:val="18"/>
+                <w:lang w:val="en-US" w:eastAsia="zh-CN"/>
+              </w:rPr>
+              <w:t>12月</w:t>
+            </w:r>
+          </w:p>
+        </w:tc>
+        <w:tc>
+          <w:tcPr>
+            <w:tcW w:w="1068" w:type="dxa"/>
+            <w:tcBorders>
+              <w:top w:val="single" w:color="auto" w:sz="4" w:space="0"/>
+              <w:left w:val="single" w:color="auto" w:sz="4" w:space="0"/>
+              <w:bottom w:val="single" w:color="auto" w:sz="4" w:space="0"/>
+              <w:right w:val="single" w:color="auto" w:sz="12" w:space="0"/>
+            </w:tcBorders>
+            <w:shd w:val="clear" w:color="auto" w:fill="auto"/>
+            <w:tcMar>
+              <w:top w:w="120" w:type="dxa"/>
+              <w:left w:w="192" w:type="dxa"/>
+              <w:bottom w:w="120" w:type="dxa"/>
+              <w:right w:w="0" w:type="dxa"/>
+            </w:tcMar>
+            <w:vAlign w:val="center"/>
+          </w:tcPr>
+          <w:p>
+            <w:pPr>
+              <w:keepNext w:val="0"/>
+              <w:keepLines w:val="0"/>
+              <w:widowControl/>
+              <w:suppressLineNumbers w:val="0"/>
+              <w:snapToGrid w:val="0"/>
+              <w:spacing w:line="240" w:lineRule="auto"/>
+              <w:ind w:left="0" w:leftChars="0" w:right="0" w:rightChars="0" w:firstLine="0" w:firstLineChars="0"/>
+              <w:jc w:val="left"/>
+              <w:rPr>
+                <w:rFonts w:hint="default" w:ascii="Segoe UI" w:hAnsi="Segoe UI" w:eastAsia="Segoe UI" w:cs="Segoe UI"/>
+                <w:i w:val="0"/>
+                <w:iCs w:val="0"/>
+                <w:caps w:val="0"/>
+                <w:color w:val="0F1115"/>
+                <w:spacing w:val="0"/>
+                <w:sz w:val="18"/>
+                <w:szCs w:val="18"/>
+              </w:rPr>
+            </w:pPr>
+            <w:r>
+              <w:rPr>
+                <w:rFonts w:hint="default" w:ascii="Segoe UI" w:hAnsi="Segoe UI" w:eastAsia="Segoe UI" w:cs="Segoe UI"/>
+                <w:i w:val="0"/>
+                <w:iCs w:val="0"/>
+                <w:caps w:val="0"/>
+                <w:snapToGrid w:val="0"/>
+                <w:color w:val="000000"/>
+                <w:spacing w:val="0"/>
+                <w:kern w:val="0"/>
+                <w:sz w:val="18"/>
+                <w:szCs w:val="18"/>
+                <w:lang w:val="en-US" w:eastAsia="zh-CN"/>
+              </w:rPr>
+              <w:t>《半年度客户满意度调查报告》</w:t>
             </w:r>
           </w:p>
         </w:tc>
@@ -8420,7 +9334,7 @@
                 <w:szCs w:val="18"/>
                 <w:lang w:val="en-US" w:eastAsia="zh-CN"/>
               </w:rPr>
-              <w:t>2</w:t>
+              <w:t>4</w:t>
             </w:r>
           </w:p>
         </w:tc>
@@ -8480,7 +9394,7 @@
                 <w:szCs w:val="18"/>
                 <w:lang w:val="en-US" w:eastAsia="zh-CN"/>
               </w:rPr>
-              <w:t>KPI数据季度分析与报告</w:t>
+              <w:t>内部审核</w:t>
             </w:r>
           </w:p>
         </w:tc>
@@ -8537,7 +9451,7 @@
                 <w:szCs w:val="18"/>
                 <w:lang w:val="en-US" w:eastAsia="zh-CN"/>
               </w:rPr>
-              <w:t>SLA达成率、培训完成率、新增知识条目等季度指标</w:t>
+              <w:t>内审次数</w:t>
             </w:r>
           </w:p>
         </w:tc>
@@ -8594,7 +9508,7 @@
                 <w:szCs w:val="18"/>
                 <w:lang w:val="en-US" w:eastAsia="zh-CN"/>
               </w:rPr>
-              <w:t>质量管理部</w:t>
+              <w:t>质量管理部、内审组</w:t>
             </w:r>
           </w:p>
         </w:tc>
@@ -8651,7 +9565,39 @@
                 <w:szCs w:val="18"/>
                 <w:lang w:val="en-US" w:eastAsia="zh-CN"/>
               </w:rPr>
-              <w:t>每季度首月第10个工作日前</w:t>
+              <w:t>2025年</w:t>
+            </w:r>
+            <w:r>
+              <w:rPr>
+                <w:rFonts w:hint="eastAsia" w:ascii="Segoe UI" w:hAnsi="Segoe UI" w:eastAsia="Segoe UI" w:cs="Segoe UI"/>
+                <w:i w:val="0"/>
+                <w:iCs w:val="0"/>
+                <w:caps w:val="0"/>
+                <w:snapToGrid w:val="0"/>
+                <w:color w:val="000000"/>
+                <w:spacing w:val="0"/>
+                <w:kern w:val="0"/>
+                <w:sz w:val="18"/>
+                <w:szCs w:val="18"/>
+                <w:lang w:val="en-US" w:eastAsia="zh-CN"/>
+              </w:rPr>
+              <w:t>12</w:t>
+            </w:r>
+            <w:r>
+              <w:rPr>
+                <w:rFonts w:hint="default" w:ascii="Segoe UI" w:hAnsi="Segoe UI" w:eastAsia="Segoe UI" w:cs="Segoe UI"/>
+                <w:i w:val="0"/>
+                <w:iCs w:val="0"/>
+                <w:caps w:val="0"/>
+                <w:snapToGrid w:val="0"/>
+                <w:color w:val="000000"/>
+                <w:spacing w:val="0"/>
+                <w:kern w:val="0"/>
+                <w:sz w:val="18"/>
+                <w:szCs w:val="18"/>
+                <w:lang w:val="en-US" w:eastAsia="zh-CN"/>
+              </w:rPr>
+              <w:t>月</w:t>
             </w:r>
           </w:p>
         </w:tc>
@@ -8708,7 +9654,7 @@
                 <w:szCs w:val="18"/>
                 <w:lang w:val="en-US" w:eastAsia="zh-CN"/>
               </w:rPr>
-              <w:t>《季度KPI达成情况分析报告》</w:t>
+              <w:t>《内部审核报告》及系列文件</w:t>
             </w:r>
           </w:p>
         </w:tc>
@@ -8723,7 +9669,6 @@
             <w:insideH w:val="single" w:color="auto" w:sz="4" w:space="0"/>
             <w:insideV w:val="single" w:color="auto" w:sz="4" w:space="0"/>
           </w:tblBorders>
-          <w:shd w:val="clear" w:color="auto" w:fill="auto"/>
           <w:tblCellMar>
             <w:top w:w="15" w:type="dxa"/>
             <w:left w:w="15" w:type="dxa"/>
@@ -8788,7 +9733,7 @@
                 <w:szCs w:val="18"/>
                 <w:lang w:val="en-US" w:eastAsia="zh-CN"/>
               </w:rPr>
-              <w:t>3</w:t>
+              <w:t>5</w:t>
             </w:r>
           </w:p>
         </w:tc>
@@ -8848,7 +9793,7 @@
                 <w:szCs w:val="18"/>
                 <w:lang w:val="en-US" w:eastAsia="zh-CN"/>
               </w:rPr>
-              <w:t>客户满意度调查与分析</w:t>
+              <w:t>管理评审</w:t>
             </w:r>
           </w:p>
         </w:tc>
@@ -8905,7 +9850,7 @@
                 <w:szCs w:val="18"/>
                 <w:lang w:val="en-US" w:eastAsia="zh-CN"/>
               </w:rPr>
-              <w:t>客户满意度</w:t>
+              <w:t>管理评审次数</w:t>
             </w:r>
           </w:p>
         </w:tc>
@@ -8962,7 +9907,7 @@
                 <w:szCs w:val="18"/>
                 <w:lang w:val="en-US" w:eastAsia="zh-CN"/>
               </w:rPr>
-              <w:t>服务台（执行）、质量管理部（分析）</w:t>
+              <w:t>公司管理层、质量管理部</w:t>
             </w:r>
           </w:p>
         </w:tc>
@@ -9019,7 +9964,7 @@
                 <w:szCs w:val="18"/>
                 <w:lang w:val="en-US" w:eastAsia="zh-CN"/>
               </w:rPr>
-              <w:t>2025年6月、</w:t>
+              <w:t>2025年</w:t>
             </w:r>
             <w:r>
               <w:rPr>
@@ -9035,7 +9980,7 @@
                 <w:szCs w:val="18"/>
                 <w:lang w:val="en-US" w:eastAsia="zh-CN"/>
               </w:rPr>
-              <w:t>2025年</w:t>
+              <w:t>12</w:t>
             </w:r>
             <w:r>
               <w:rPr>
@@ -9051,7 +9996,7 @@
                 <w:szCs w:val="18"/>
                 <w:lang w:val="en-US" w:eastAsia="zh-CN"/>
               </w:rPr>
-              <w:t>12月</w:t>
+              <w:t>月</w:t>
             </w:r>
           </w:p>
         </w:tc>
@@ -9108,7 +10053,7 @@
                 <w:szCs w:val="18"/>
                 <w:lang w:val="en-US" w:eastAsia="zh-CN"/>
               </w:rPr>
-              <w:t>《半年度客户满意度调查报告》</w:t>
+              <w:t>《管理评审报告》及决议</w:t>
             </w:r>
           </w:p>
         </w:tc>
@@ -9123,807 +10068,6 @@
             <w:insideH w:val="single" w:color="auto" w:sz="4" w:space="0"/>
             <w:insideV w:val="single" w:color="auto" w:sz="4" w:space="0"/>
           </w:tblBorders>
-          <w:shd w:val="clear" w:color="auto" w:fill="auto"/>
-          <w:tblCellMar>
-            <w:top w:w="15" w:type="dxa"/>
-            <w:left w:w="15" w:type="dxa"/>
-            <w:bottom w:w="15" w:type="dxa"/>
-            <w:right w:w="15" w:type="dxa"/>
-          </w:tblCellMar>
-        </w:tblPrEx>
-        <w:trPr>
-          <w:trHeight w:val="0" w:hRule="atLeast"/>
-          <w:jc w:val="center"/>
-        </w:trPr>
-        <w:tc>
-          <w:tcPr>
-            <w:tcW w:w="607" w:type="dxa"/>
-            <w:tcBorders>
-              <w:top w:val="single" w:color="auto" w:sz="4" w:space="0"/>
-              <w:left w:val="single" w:color="auto" w:sz="12" w:space="0"/>
-              <w:bottom w:val="single" w:color="auto" w:sz="4" w:space="0"/>
-              <w:right w:val="single" w:color="auto" w:sz="4" w:space="0"/>
-            </w:tcBorders>
-            <w:shd w:val="clear" w:color="auto" w:fill="auto"/>
-            <w:tcMar>
-              <w:top w:w="120" w:type="dxa"/>
-              <w:left w:w="0" w:type="dxa"/>
-              <w:bottom w:w="120" w:type="dxa"/>
-              <w:right w:w="192" w:type="dxa"/>
-            </w:tcMar>
-            <w:vAlign w:val="center"/>
-          </w:tcPr>
-          <w:p>
-            <w:pPr>
-              <w:keepNext w:val="0"/>
-              <w:keepLines w:val="0"/>
-              <w:widowControl/>
-              <w:suppressLineNumbers w:val="0"/>
-              <w:snapToGrid w:val="0"/>
-              <w:spacing w:line="240" w:lineRule="auto"/>
-              <w:ind w:left="0" w:leftChars="0" w:right="0" w:rightChars="0" w:firstLine="0" w:firstLineChars="0"/>
-              <w:jc w:val="center"/>
-              <w:rPr>
-                <w:rFonts w:hint="default" w:ascii="Segoe UI" w:hAnsi="Segoe UI" w:eastAsia="Segoe UI" w:cs="Segoe UI"/>
-                <w:i w:val="0"/>
-                <w:iCs w:val="0"/>
-                <w:caps w:val="0"/>
-                <w:color w:val="0F1115"/>
-                <w:spacing w:val="0"/>
-                <w:sz w:val="18"/>
-                <w:szCs w:val="18"/>
-              </w:rPr>
-            </w:pPr>
-            <w:r>
-              <w:rPr>
-                <w:rFonts w:hint="default" w:ascii="Segoe UI" w:hAnsi="Segoe UI" w:eastAsia="Segoe UI" w:cs="Segoe UI"/>
-                <w:i w:val="0"/>
-                <w:iCs w:val="0"/>
-                <w:caps w:val="0"/>
-                <w:snapToGrid w:val="0"/>
-                <w:color w:val="000000"/>
-                <w:spacing w:val="0"/>
-                <w:kern w:val="0"/>
-                <w:sz w:val="18"/>
-                <w:szCs w:val="18"/>
-                <w:lang w:val="en-US" w:eastAsia="zh-CN"/>
-              </w:rPr>
-              <w:t>4</w:t>
-            </w:r>
-          </w:p>
-        </w:tc>
-        <w:tc>
-          <w:tcPr>
-            <w:tcW w:w="1350" w:type="dxa"/>
-            <w:tcBorders>
-              <w:top w:val="single" w:color="auto" w:sz="4" w:space="0"/>
-              <w:left w:val="single" w:color="auto" w:sz="4" w:space="0"/>
-              <w:bottom w:val="single" w:color="auto" w:sz="4" w:space="0"/>
-              <w:right w:val="single" w:color="auto" w:sz="4" w:space="0"/>
-            </w:tcBorders>
-            <w:shd w:val="clear" w:color="auto" w:fill="auto"/>
-            <w:tcMar>
-              <w:top w:w="120" w:type="dxa"/>
-              <w:left w:w="192" w:type="dxa"/>
-              <w:bottom w:w="120" w:type="dxa"/>
-              <w:right w:w="192" w:type="dxa"/>
-            </w:tcMar>
-            <w:vAlign w:val="center"/>
-          </w:tcPr>
-          <w:p>
-            <w:pPr>
-              <w:keepNext w:val="0"/>
-              <w:keepLines w:val="0"/>
-              <w:widowControl/>
-              <w:suppressLineNumbers w:val="0"/>
-              <w:snapToGrid w:val="0"/>
-              <w:spacing w:line="240" w:lineRule="auto"/>
-              <w:ind w:left="0" w:leftChars="0" w:right="0" w:rightChars="0" w:firstLine="0" w:firstLineChars="0"/>
-              <w:jc w:val="left"/>
-              <w:rPr>
-                <w:rFonts w:hint="default" w:ascii="Segoe UI" w:hAnsi="Segoe UI" w:eastAsia="Segoe UI" w:cs="Segoe UI"/>
-                <w:i w:val="0"/>
-                <w:iCs w:val="0"/>
-                <w:caps w:val="0"/>
-                <w:color w:val="0F1115"/>
-                <w:spacing w:val="0"/>
-                <w:sz w:val="18"/>
-                <w:szCs w:val="18"/>
-              </w:rPr>
-            </w:pPr>
-            <w:r>
-              <w:rPr>
-                <w:rStyle w:val="23"/>
-                <w:rFonts w:hint="default" w:ascii="Segoe UI" w:hAnsi="Segoe UI" w:eastAsia="Segoe UI" w:cs="Segoe UI"/>
-                <w:b/>
-                <w:bCs/>
-                <w:i w:val="0"/>
-                <w:iCs w:val="0"/>
-                <w:caps w:val="0"/>
-                <w:snapToGrid w:val="0"/>
-                <w:color w:val="000000"/>
-                <w:spacing w:val="0"/>
-                <w:kern w:val="0"/>
-                <w:sz w:val="18"/>
-                <w:szCs w:val="18"/>
-                <w:lang w:val="en-US" w:eastAsia="zh-CN"/>
-              </w:rPr>
-              <w:t>内部审核</w:t>
-            </w:r>
-          </w:p>
-        </w:tc>
-        <w:tc>
-          <w:tcPr>
-            <w:tcW w:w="1815" w:type="dxa"/>
-            <w:tcBorders>
-              <w:top w:val="single" w:color="auto" w:sz="4" w:space="0"/>
-              <w:left w:val="single" w:color="auto" w:sz="4" w:space="0"/>
-              <w:bottom w:val="single" w:color="auto" w:sz="4" w:space="0"/>
-              <w:right w:val="single" w:color="auto" w:sz="4" w:space="0"/>
-            </w:tcBorders>
-            <w:shd w:val="clear" w:color="auto" w:fill="auto"/>
-            <w:tcMar>
-              <w:top w:w="120" w:type="dxa"/>
-              <w:left w:w="192" w:type="dxa"/>
-              <w:bottom w:w="120" w:type="dxa"/>
-              <w:right w:w="192" w:type="dxa"/>
-            </w:tcMar>
-            <w:vAlign w:val="center"/>
-          </w:tcPr>
-          <w:p>
-            <w:pPr>
-              <w:keepNext w:val="0"/>
-              <w:keepLines w:val="0"/>
-              <w:widowControl/>
-              <w:suppressLineNumbers w:val="0"/>
-              <w:snapToGrid w:val="0"/>
-              <w:spacing w:line="240" w:lineRule="auto"/>
-              <w:ind w:left="0" w:leftChars="0" w:right="0" w:rightChars="0" w:firstLine="0" w:firstLineChars="0"/>
-              <w:jc w:val="left"/>
-              <w:rPr>
-                <w:rFonts w:hint="default" w:ascii="Segoe UI" w:hAnsi="Segoe UI" w:eastAsia="Segoe UI" w:cs="Segoe UI"/>
-                <w:i w:val="0"/>
-                <w:iCs w:val="0"/>
-                <w:caps w:val="0"/>
-                <w:color w:val="0F1115"/>
-                <w:spacing w:val="0"/>
-                <w:sz w:val="18"/>
-                <w:szCs w:val="18"/>
-              </w:rPr>
-            </w:pPr>
-            <w:r>
-              <w:rPr>
-                <w:rFonts w:hint="default" w:ascii="Segoe UI" w:hAnsi="Segoe UI" w:eastAsia="Segoe UI" w:cs="Segoe UI"/>
-                <w:i w:val="0"/>
-                <w:iCs w:val="0"/>
-                <w:caps w:val="0"/>
-                <w:snapToGrid w:val="0"/>
-                <w:color w:val="000000"/>
-                <w:spacing w:val="0"/>
-                <w:kern w:val="0"/>
-                <w:sz w:val="18"/>
-                <w:szCs w:val="18"/>
-                <w:lang w:val="en-US" w:eastAsia="zh-CN"/>
-              </w:rPr>
-              <w:t>内审次数</w:t>
-            </w:r>
-          </w:p>
-        </w:tc>
-        <w:tc>
-          <w:tcPr>
-            <w:tcW w:w="1983" w:type="dxa"/>
-            <w:tcBorders>
-              <w:top w:val="single" w:color="auto" w:sz="4" w:space="0"/>
-              <w:left w:val="single" w:color="auto" w:sz="4" w:space="0"/>
-              <w:bottom w:val="single" w:color="auto" w:sz="4" w:space="0"/>
-              <w:right w:val="single" w:color="auto" w:sz="4" w:space="0"/>
-            </w:tcBorders>
-            <w:shd w:val="clear" w:color="auto" w:fill="auto"/>
-            <w:tcMar>
-              <w:top w:w="120" w:type="dxa"/>
-              <w:left w:w="192" w:type="dxa"/>
-              <w:bottom w:w="120" w:type="dxa"/>
-              <w:right w:w="192" w:type="dxa"/>
-            </w:tcMar>
-            <w:vAlign w:val="center"/>
-          </w:tcPr>
-          <w:p>
-            <w:pPr>
-              <w:keepNext w:val="0"/>
-              <w:keepLines w:val="0"/>
-              <w:widowControl/>
-              <w:suppressLineNumbers w:val="0"/>
-              <w:snapToGrid w:val="0"/>
-              <w:spacing w:line="240" w:lineRule="auto"/>
-              <w:ind w:left="0" w:leftChars="0" w:right="0" w:rightChars="0" w:firstLine="0" w:firstLineChars="0"/>
-              <w:jc w:val="left"/>
-              <w:rPr>
-                <w:rFonts w:hint="default" w:ascii="Segoe UI" w:hAnsi="Segoe UI" w:eastAsia="Segoe UI" w:cs="Segoe UI"/>
-                <w:i w:val="0"/>
-                <w:iCs w:val="0"/>
-                <w:caps w:val="0"/>
-                <w:color w:val="0F1115"/>
-                <w:spacing w:val="0"/>
-                <w:sz w:val="18"/>
-                <w:szCs w:val="18"/>
-              </w:rPr>
-            </w:pPr>
-            <w:r>
-              <w:rPr>
-                <w:rFonts w:hint="default" w:ascii="Segoe UI" w:hAnsi="Segoe UI" w:eastAsia="Segoe UI" w:cs="Segoe UI"/>
-                <w:i w:val="0"/>
-                <w:iCs w:val="0"/>
-                <w:caps w:val="0"/>
-                <w:snapToGrid w:val="0"/>
-                <w:color w:val="000000"/>
-                <w:spacing w:val="0"/>
-                <w:kern w:val="0"/>
-                <w:sz w:val="18"/>
-                <w:szCs w:val="18"/>
-                <w:lang w:val="en-US" w:eastAsia="zh-CN"/>
-              </w:rPr>
-              <w:t>质量管理部、内审组</w:t>
-            </w:r>
-          </w:p>
-        </w:tc>
-        <w:tc>
-          <w:tcPr>
-            <w:tcW w:w="1512" w:type="dxa"/>
-            <w:tcBorders>
-              <w:top w:val="single" w:color="auto" w:sz="4" w:space="0"/>
-              <w:left w:val="single" w:color="auto" w:sz="4" w:space="0"/>
-              <w:bottom w:val="single" w:color="auto" w:sz="4" w:space="0"/>
-              <w:right w:val="single" w:color="auto" w:sz="4" w:space="0"/>
-            </w:tcBorders>
-            <w:shd w:val="clear" w:color="auto" w:fill="auto"/>
-            <w:tcMar>
-              <w:top w:w="120" w:type="dxa"/>
-              <w:left w:w="192" w:type="dxa"/>
-              <w:bottom w:w="120" w:type="dxa"/>
-              <w:right w:w="192" w:type="dxa"/>
-            </w:tcMar>
-            <w:vAlign w:val="center"/>
-          </w:tcPr>
-          <w:p>
-            <w:pPr>
-              <w:keepNext w:val="0"/>
-              <w:keepLines w:val="0"/>
-              <w:widowControl/>
-              <w:suppressLineNumbers w:val="0"/>
-              <w:snapToGrid w:val="0"/>
-              <w:spacing w:line="240" w:lineRule="auto"/>
-              <w:ind w:left="0" w:leftChars="0" w:right="0" w:rightChars="0" w:firstLine="0" w:firstLineChars="0"/>
-              <w:jc w:val="left"/>
-              <w:rPr>
-                <w:rFonts w:hint="default" w:ascii="Segoe UI" w:hAnsi="Segoe UI" w:eastAsia="Segoe UI" w:cs="Segoe UI"/>
-                <w:i w:val="0"/>
-                <w:iCs w:val="0"/>
-                <w:caps w:val="0"/>
-                <w:color w:val="0F1115"/>
-                <w:spacing w:val="0"/>
-                <w:sz w:val="18"/>
-                <w:szCs w:val="18"/>
-              </w:rPr>
-            </w:pPr>
-            <w:r>
-              <w:rPr>
-                <w:rFonts w:hint="default" w:ascii="Segoe UI" w:hAnsi="Segoe UI" w:eastAsia="Segoe UI" w:cs="Segoe UI"/>
-                <w:i w:val="0"/>
-                <w:iCs w:val="0"/>
-                <w:caps w:val="0"/>
-                <w:snapToGrid w:val="0"/>
-                <w:color w:val="000000"/>
-                <w:spacing w:val="0"/>
-                <w:kern w:val="0"/>
-                <w:sz w:val="18"/>
-                <w:szCs w:val="18"/>
-                <w:lang w:val="en-US" w:eastAsia="zh-CN"/>
-              </w:rPr>
-              <w:t>2025年</w:t>
-            </w:r>
-            <w:r>
-              <w:rPr>
-                <w:rFonts w:hint="eastAsia" w:ascii="Segoe UI" w:hAnsi="Segoe UI" w:eastAsia="Segoe UI" w:cs="Segoe UI"/>
-                <w:i w:val="0"/>
-                <w:iCs w:val="0"/>
-                <w:caps w:val="0"/>
-                <w:snapToGrid w:val="0"/>
-                <w:color w:val="000000"/>
-                <w:spacing w:val="0"/>
-                <w:kern w:val="0"/>
-                <w:sz w:val="18"/>
-                <w:szCs w:val="18"/>
-                <w:lang w:val="en-US" w:eastAsia="zh-CN"/>
-              </w:rPr>
-              <w:t>12</w:t>
-            </w:r>
-            <w:r>
-              <w:rPr>
-                <w:rFonts w:hint="default" w:ascii="Segoe UI" w:hAnsi="Segoe UI" w:eastAsia="Segoe UI" w:cs="Segoe UI"/>
-                <w:i w:val="0"/>
-                <w:iCs w:val="0"/>
-                <w:caps w:val="0"/>
-                <w:snapToGrid w:val="0"/>
-                <w:color w:val="000000"/>
-                <w:spacing w:val="0"/>
-                <w:kern w:val="0"/>
-                <w:sz w:val="18"/>
-                <w:szCs w:val="18"/>
-                <w:lang w:val="en-US" w:eastAsia="zh-CN"/>
-              </w:rPr>
-              <w:t>月</w:t>
-            </w:r>
-          </w:p>
-        </w:tc>
-        <w:tc>
-          <w:tcPr>
-            <w:tcW w:w="1068" w:type="dxa"/>
-            <w:tcBorders>
-              <w:top w:val="single" w:color="auto" w:sz="4" w:space="0"/>
-              <w:left w:val="single" w:color="auto" w:sz="4" w:space="0"/>
-              <w:bottom w:val="single" w:color="auto" w:sz="4" w:space="0"/>
-              <w:right w:val="single" w:color="auto" w:sz="12" w:space="0"/>
-            </w:tcBorders>
-            <w:shd w:val="clear" w:color="auto" w:fill="auto"/>
-            <w:tcMar>
-              <w:top w:w="120" w:type="dxa"/>
-              <w:left w:w="192" w:type="dxa"/>
-              <w:bottom w:w="120" w:type="dxa"/>
-              <w:right w:w="0" w:type="dxa"/>
-            </w:tcMar>
-            <w:vAlign w:val="center"/>
-          </w:tcPr>
-          <w:p>
-            <w:pPr>
-              <w:keepNext w:val="0"/>
-              <w:keepLines w:val="0"/>
-              <w:widowControl/>
-              <w:suppressLineNumbers w:val="0"/>
-              <w:snapToGrid w:val="0"/>
-              <w:spacing w:line="240" w:lineRule="auto"/>
-              <w:ind w:left="0" w:leftChars="0" w:right="0" w:rightChars="0" w:firstLine="0" w:firstLineChars="0"/>
-              <w:jc w:val="left"/>
-              <w:rPr>
-                <w:rFonts w:hint="default" w:ascii="Segoe UI" w:hAnsi="Segoe UI" w:eastAsia="Segoe UI" w:cs="Segoe UI"/>
-                <w:i w:val="0"/>
-                <w:iCs w:val="0"/>
-                <w:caps w:val="0"/>
-                <w:color w:val="0F1115"/>
-                <w:spacing w:val="0"/>
-                <w:sz w:val="18"/>
-                <w:szCs w:val="18"/>
-              </w:rPr>
-            </w:pPr>
-            <w:r>
-              <w:rPr>
-                <w:rFonts w:hint="default" w:ascii="Segoe UI" w:hAnsi="Segoe UI" w:eastAsia="Segoe UI" w:cs="Segoe UI"/>
-                <w:i w:val="0"/>
-                <w:iCs w:val="0"/>
-                <w:caps w:val="0"/>
-                <w:snapToGrid w:val="0"/>
-                <w:color w:val="000000"/>
-                <w:spacing w:val="0"/>
-                <w:kern w:val="0"/>
-                <w:sz w:val="18"/>
-                <w:szCs w:val="18"/>
-                <w:lang w:val="en-US" w:eastAsia="zh-CN"/>
-              </w:rPr>
-              <w:t>《内部审核报告》及系列文件</w:t>
-            </w:r>
-          </w:p>
-        </w:tc>
-      </w:tr>
-      <w:tr>
-        <w:tblPrEx>
-          <w:tblBorders>
-            <w:top w:val="single" w:color="auto" w:sz="4" w:space="0"/>
-            <w:left w:val="single" w:color="auto" w:sz="4" w:space="0"/>
-            <w:bottom w:val="single" w:color="auto" w:sz="4" w:space="0"/>
-            <w:right w:val="single" w:color="auto" w:sz="4" w:space="0"/>
-            <w:insideH w:val="single" w:color="auto" w:sz="4" w:space="0"/>
-            <w:insideV w:val="single" w:color="auto" w:sz="4" w:space="0"/>
-          </w:tblBorders>
-          <w:shd w:val="clear" w:color="auto" w:fill="auto"/>
-          <w:tblCellMar>
-            <w:top w:w="15" w:type="dxa"/>
-            <w:left w:w="15" w:type="dxa"/>
-            <w:bottom w:w="15" w:type="dxa"/>
-            <w:right w:w="15" w:type="dxa"/>
-          </w:tblCellMar>
-        </w:tblPrEx>
-        <w:trPr>
-          <w:trHeight w:val="0" w:hRule="atLeast"/>
-          <w:jc w:val="center"/>
-        </w:trPr>
-        <w:tc>
-          <w:tcPr>
-            <w:tcW w:w="607" w:type="dxa"/>
-            <w:tcBorders>
-              <w:top w:val="single" w:color="auto" w:sz="4" w:space="0"/>
-              <w:left w:val="single" w:color="auto" w:sz="12" w:space="0"/>
-              <w:bottom w:val="single" w:color="auto" w:sz="4" w:space="0"/>
-              <w:right w:val="single" w:color="auto" w:sz="4" w:space="0"/>
-            </w:tcBorders>
-            <w:shd w:val="clear" w:color="auto" w:fill="auto"/>
-            <w:tcMar>
-              <w:top w:w="120" w:type="dxa"/>
-              <w:left w:w="0" w:type="dxa"/>
-              <w:bottom w:w="120" w:type="dxa"/>
-              <w:right w:w="192" w:type="dxa"/>
-            </w:tcMar>
-            <w:vAlign w:val="center"/>
-          </w:tcPr>
-          <w:p>
-            <w:pPr>
-              <w:keepNext w:val="0"/>
-              <w:keepLines w:val="0"/>
-              <w:widowControl/>
-              <w:suppressLineNumbers w:val="0"/>
-              <w:snapToGrid w:val="0"/>
-              <w:spacing w:line="240" w:lineRule="auto"/>
-              <w:ind w:left="0" w:leftChars="0" w:right="0" w:rightChars="0" w:firstLine="0" w:firstLineChars="0"/>
-              <w:jc w:val="center"/>
-              <w:rPr>
-                <w:rFonts w:hint="default" w:ascii="Segoe UI" w:hAnsi="Segoe UI" w:eastAsia="Segoe UI" w:cs="Segoe UI"/>
-                <w:i w:val="0"/>
-                <w:iCs w:val="0"/>
-                <w:caps w:val="0"/>
-                <w:color w:val="0F1115"/>
-                <w:spacing w:val="0"/>
-                <w:sz w:val="18"/>
-                <w:szCs w:val="18"/>
-              </w:rPr>
-            </w:pPr>
-            <w:r>
-              <w:rPr>
-                <w:rFonts w:hint="default" w:ascii="Segoe UI" w:hAnsi="Segoe UI" w:eastAsia="Segoe UI" w:cs="Segoe UI"/>
-                <w:i w:val="0"/>
-                <w:iCs w:val="0"/>
-                <w:caps w:val="0"/>
-                <w:snapToGrid w:val="0"/>
-                <w:color w:val="000000"/>
-                <w:spacing w:val="0"/>
-                <w:kern w:val="0"/>
-                <w:sz w:val="18"/>
-                <w:szCs w:val="18"/>
-                <w:lang w:val="en-US" w:eastAsia="zh-CN"/>
-              </w:rPr>
-              <w:t>5</w:t>
-            </w:r>
-          </w:p>
-        </w:tc>
-        <w:tc>
-          <w:tcPr>
-            <w:tcW w:w="1350" w:type="dxa"/>
-            <w:tcBorders>
-              <w:top w:val="single" w:color="auto" w:sz="4" w:space="0"/>
-              <w:left w:val="single" w:color="auto" w:sz="4" w:space="0"/>
-              <w:bottom w:val="single" w:color="auto" w:sz="4" w:space="0"/>
-              <w:right w:val="single" w:color="auto" w:sz="4" w:space="0"/>
-            </w:tcBorders>
-            <w:shd w:val="clear" w:color="auto" w:fill="auto"/>
-            <w:tcMar>
-              <w:top w:w="120" w:type="dxa"/>
-              <w:left w:w="192" w:type="dxa"/>
-              <w:bottom w:w="120" w:type="dxa"/>
-              <w:right w:w="192" w:type="dxa"/>
-            </w:tcMar>
-            <w:vAlign w:val="center"/>
-          </w:tcPr>
-          <w:p>
-            <w:pPr>
-              <w:keepNext w:val="0"/>
-              <w:keepLines w:val="0"/>
-              <w:widowControl/>
-              <w:suppressLineNumbers w:val="0"/>
-              <w:snapToGrid w:val="0"/>
-              <w:spacing w:line="240" w:lineRule="auto"/>
-              <w:ind w:left="0" w:leftChars="0" w:right="0" w:rightChars="0" w:firstLine="0" w:firstLineChars="0"/>
-              <w:jc w:val="left"/>
-              <w:rPr>
-                <w:rFonts w:hint="default" w:ascii="Segoe UI" w:hAnsi="Segoe UI" w:eastAsia="Segoe UI" w:cs="Segoe UI"/>
-                <w:i w:val="0"/>
-                <w:iCs w:val="0"/>
-                <w:caps w:val="0"/>
-                <w:color w:val="0F1115"/>
-                <w:spacing w:val="0"/>
-                <w:sz w:val="18"/>
-                <w:szCs w:val="18"/>
-              </w:rPr>
-            </w:pPr>
-            <w:r>
-              <w:rPr>
-                <w:rStyle w:val="23"/>
-                <w:rFonts w:hint="default" w:ascii="Segoe UI" w:hAnsi="Segoe UI" w:eastAsia="Segoe UI" w:cs="Segoe UI"/>
-                <w:b/>
-                <w:bCs/>
-                <w:i w:val="0"/>
-                <w:iCs w:val="0"/>
-                <w:caps w:val="0"/>
-                <w:snapToGrid w:val="0"/>
-                <w:color w:val="000000"/>
-                <w:spacing w:val="0"/>
-                <w:kern w:val="0"/>
-                <w:sz w:val="18"/>
-                <w:szCs w:val="18"/>
-                <w:lang w:val="en-US" w:eastAsia="zh-CN"/>
-              </w:rPr>
-              <w:t>管理评审</w:t>
-            </w:r>
-          </w:p>
-        </w:tc>
-        <w:tc>
-          <w:tcPr>
-            <w:tcW w:w="1815" w:type="dxa"/>
-            <w:tcBorders>
-              <w:top w:val="single" w:color="auto" w:sz="4" w:space="0"/>
-              <w:left w:val="single" w:color="auto" w:sz="4" w:space="0"/>
-              <w:bottom w:val="single" w:color="auto" w:sz="4" w:space="0"/>
-              <w:right w:val="single" w:color="auto" w:sz="4" w:space="0"/>
-            </w:tcBorders>
-            <w:shd w:val="clear" w:color="auto" w:fill="auto"/>
-            <w:tcMar>
-              <w:top w:w="120" w:type="dxa"/>
-              <w:left w:w="192" w:type="dxa"/>
-              <w:bottom w:w="120" w:type="dxa"/>
-              <w:right w:w="192" w:type="dxa"/>
-            </w:tcMar>
-            <w:vAlign w:val="center"/>
-          </w:tcPr>
-          <w:p>
-            <w:pPr>
-              <w:keepNext w:val="0"/>
-              <w:keepLines w:val="0"/>
-              <w:widowControl/>
-              <w:suppressLineNumbers w:val="0"/>
-              <w:snapToGrid w:val="0"/>
-              <w:spacing w:line="240" w:lineRule="auto"/>
-              <w:ind w:left="0" w:leftChars="0" w:right="0" w:rightChars="0" w:firstLine="0" w:firstLineChars="0"/>
-              <w:jc w:val="left"/>
-              <w:rPr>
-                <w:rFonts w:hint="default" w:ascii="Segoe UI" w:hAnsi="Segoe UI" w:eastAsia="Segoe UI" w:cs="Segoe UI"/>
-                <w:i w:val="0"/>
-                <w:iCs w:val="0"/>
-                <w:caps w:val="0"/>
-                <w:color w:val="0F1115"/>
-                <w:spacing w:val="0"/>
-                <w:sz w:val="18"/>
-                <w:szCs w:val="18"/>
-              </w:rPr>
-            </w:pPr>
-            <w:r>
-              <w:rPr>
-                <w:rFonts w:hint="default" w:ascii="Segoe UI" w:hAnsi="Segoe UI" w:eastAsia="Segoe UI" w:cs="Segoe UI"/>
-                <w:i w:val="0"/>
-                <w:iCs w:val="0"/>
-                <w:caps w:val="0"/>
-                <w:snapToGrid w:val="0"/>
-                <w:color w:val="000000"/>
-                <w:spacing w:val="0"/>
-                <w:kern w:val="0"/>
-                <w:sz w:val="18"/>
-                <w:szCs w:val="18"/>
-                <w:lang w:val="en-US" w:eastAsia="zh-CN"/>
-              </w:rPr>
-              <w:t>管理评审次数</w:t>
-            </w:r>
-          </w:p>
-        </w:tc>
-        <w:tc>
-          <w:tcPr>
-            <w:tcW w:w="1983" w:type="dxa"/>
-            <w:tcBorders>
-              <w:top w:val="single" w:color="auto" w:sz="4" w:space="0"/>
-              <w:left w:val="single" w:color="auto" w:sz="4" w:space="0"/>
-              <w:bottom w:val="single" w:color="auto" w:sz="4" w:space="0"/>
-              <w:right w:val="single" w:color="auto" w:sz="4" w:space="0"/>
-            </w:tcBorders>
-            <w:shd w:val="clear" w:color="auto" w:fill="auto"/>
-            <w:tcMar>
-              <w:top w:w="120" w:type="dxa"/>
-              <w:left w:w="192" w:type="dxa"/>
-              <w:bottom w:w="120" w:type="dxa"/>
-              <w:right w:w="192" w:type="dxa"/>
-            </w:tcMar>
-            <w:vAlign w:val="center"/>
-          </w:tcPr>
-          <w:p>
-            <w:pPr>
-              <w:keepNext w:val="0"/>
-              <w:keepLines w:val="0"/>
-              <w:widowControl/>
-              <w:suppressLineNumbers w:val="0"/>
-              <w:snapToGrid w:val="0"/>
-              <w:spacing w:line="240" w:lineRule="auto"/>
-              <w:ind w:left="0" w:leftChars="0" w:right="0" w:rightChars="0" w:firstLine="0" w:firstLineChars="0"/>
-              <w:jc w:val="left"/>
-              <w:rPr>
-                <w:rFonts w:hint="default" w:ascii="Segoe UI" w:hAnsi="Segoe UI" w:eastAsia="Segoe UI" w:cs="Segoe UI"/>
-                <w:i w:val="0"/>
-                <w:iCs w:val="0"/>
-                <w:caps w:val="0"/>
-                <w:color w:val="0F1115"/>
-                <w:spacing w:val="0"/>
-                <w:sz w:val="18"/>
-                <w:szCs w:val="18"/>
-              </w:rPr>
-            </w:pPr>
-            <w:r>
-              <w:rPr>
-                <w:rFonts w:hint="default" w:ascii="Segoe UI" w:hAnsi="Segoe UI" w:eastAsia="Segoe UI" w:cs="Segoe UI"/>
-                <w:i w:val="0"/>
-                <w:iCs w:val="0"/>
-                <w:caps w:val="0"/>
-                <w:snapToGrid w:val="0"/>
-                <w:color w:val="000000"/>
-                <w:spacing w:val="0"/>
-                <w:kern w:val="0"/>
-                <w:sz w:val="18"/>
-                <w:szCs w:val="18"/>
-                <w:lang w:val="en-US" w:eastAsia="zh-CN"/>
-              </w:rPr>
-              <w:t>公司管理层、质量管理部</w:t>
-            </w:r>
-          </w:p>
-        </w:tc>
-        <w:tc>
-          <w:tcPr>
-            <w:tcW w:w="1512" w:type="dxa"/>
-            <w:tcBorders>
-              <w:top w:val="single" w:color="auto" w:sz="4" w:space="0"/>
-              <w:left w:val="single" w:color="auto" w:sz="4" w:space="0"/>
-              <w:bottom w:val="single" w:color="auto" w:sz="4" w:space="0"/>
-              <w:right w:val="single" w:color="auto" w:sz="4" w:space="0"/>
-            </w:tcBorders>
-            <w:shd w:val="clear" w:color="auto" w:fill="auto"/>
-            <w:tcMar>
-              <w:top w:w="120" w:type="dxa"/>
-              <w:left w:w="192" w:type="dxa"/>
-              <w:bottom w:w="120" w:type="dxa"/>
-              <w:right w:w="192" w:type="dxa"/>
-            </w:tcMar>
-            <w:vAlign w:val="center"/>
-          </w:tcPr>
-          <w:p>
-            <w:pPr>
-              <w:keepNext w:val="0"/>
-              <w:keepLines w:val="0"/>
-              <w:widowControl/>
-              <w:suppressLineNumbers w:val="0"/>
-              <w:snapToGrid w:val="0"/>
-              <w:spacing w:line="240" w:lineRule="auto"/>
-              <w:ind w:left="0" w:leftChars="0" w:right="0" w:rightChars="0" w:firstLine="0" w:firstLineChars="0"/>
-              <w:jc w:val="left"/>
-              <w:rPr>
-                <w:rFonts w:hint="default" w:ascii="Segoe UI" w:hAnsi="Segoe UI" w:eastAsia="Segoe UI" w:cs="Segoe UI"/>
-                <w:i w:val="0"/>
-                <w:iCs w:val="0"/>
-                <w:caps w:val="0"/>
-                <w:color w:val="0F1115"/>
-                <w:spacing w:val="0"/>
-                <w:sz w:val="18"/>
-                <w:szCs w:val="18"/>
-              </w:rPr>
-            </w:pPr>
-            <w:r>
-              <w:rPr>
-                <w:rFonts w:hint="default" w:ascii="Segoe UI" w:hAnsi="Segoe UI" w:eastAsia="Segoe UI" w:cs="Segoe UI"/>
-                <w:i w:val="0"/>
-                <w:iCs w:val="0"/>
-                <w:caps w:val="0"/>
-                <w:snapToGrid w:val="0"/>
-                <w:color w:val="000000"/>
-                <w:spacing w:val="0"/>
-                <w:kern w:val="0"/>
-                <w:sz w:val="18"/>
-                <w:szCs w:val="18"/>
-                <w:lang w:val="en-US" w:eastAsia="zh-CN"/>
-              </w:rPr>
-              <w:t>2025年</w:t>
-            </w:r>
-            <w:r>
-              <w:rPr>
-                <w:rFonts w:hint="eastAsia" w:ascii="Segoe UI" w:hAnsi="Segoe UI" w:eastAsia="Segoe UI" w:cs="Segoe UI"/>
-                <w:i w:val="0"/>
-                <w:iCs w:val="0"/>
-                <w:caps w:val="0"/>
-                <w:snapToGrid w:val="0"/>
-                <w:color w:val="000000"/>
-                <w:spacing w:val="0"/>
-                <w:kern w:val="0"/>
-                <w:sz w:val="18"/>
-                <w:szCs w:val="18"/>
-                <w:lang w:val="en-US" w:eastAsia="zh-CN"/>
-              </w:rPr>
-              <w:t>12</w:t>
-            </w:r>
-            <w:r>
-              <w:rPr>
-                <w:rFonts w:hint="default" w:ascii="Segoe UI" w:hAnsi="Segoe UI" w:eastAsia="Segoe UI" w:cs="Segoe UI"/>
-                <w:i w:val="0"/>
-                <w:iCs w:val="0"/>
-                <w:caps w:val="0"/>
-                <w:snapToGrid w:val="0"/>
-                <w:color w:val="000000"/>
-                <w:spacing w:val="0"/>
-                <w:kern w:val="0"/>
-                <w:sz w:val="18"/>
-                <w:szCs w:val="18"/>
-                <w:lang w:val="en-US" w:eastAsia="zh-CN"/>
-              </w:rPr>
-              <w:t>月</w:t>
-            </w:r>
-          </w:p>
-        </w:tc>
-        <w:tc>
-          <w:tcPr>
-            <w:tcW w:w="1068" w:type="dxa"/>
-            <w:tcBorders>
-              <w:top w:val="single" w:color="auto" w:sz="4" w:space="0"/>
-              <w:left w:val="single" w:color="auto" w:sz="4" w:space="0"/>
-              <w:bottom w:val="single" w:color="auto" w:sz="4" w:space="0"/>
-              <w:right w:val="single" w:color="auto" w:sz="12" w:space="0"/>
-            </w:tcBorders>
-            <w:shd w:val="clear" w:color="auto" w:fill="auto"/>
-            <w:tcMar>
-              <w:top w:w="120" w:type="dxa"/>
-              <w:left w:w="192" w:type="dxa"/>
-              <w:bottom w:w="120" w:type="dxa"/>
-              <w:right w:w="0" w:type="dxa"/>
-            </w:tcMar>
-            <w:vAlign w:val="center"/>
-          </w:tcPr>
-          <w:p>
-            <w:pPr>
-              <w:keepNext w:val="0"/>
-              <w:keepLines w:val="0"/>
-              <w:widowControl/>
-              <w:suppressLineNumbers w:val="0"/>
-              <w:snapToGrid w:val="0"/>
-              <w:spacing w:line="240" w:lineRule="auto"/>
-              <w:ind w:left="0" w:leftChars="0" w:right="0" w:rightChars="0" w:firstLine="0" w:firstLineChars="0"/>
-              <w:jc w:val="left"/>
-              <w:rPr>
-                <w:rFonts w:hint="default" w:ascii="Segoe UI" w:hAnsi="Segoe UI" w:eastAsia="Segoe UI" w:cs="Segoe UI"/>
-                <w:i w:val="0"/>
-                <w:iCs w:val="0"/>
-                <w:caps w:val="0"/>
-                <w:color w:val="0F1115"/>
-                <w:spacing w:val="0"/>
-                <w:sz w:val="18"/>
-                <w:szCs w:val="18"/>
-              </w:rPr>
-            </w:pPr>
-            <w:r>
-              <w:rPr>
-                <w:rFonts w:hint="default" w:ascii="Segoe UI" w:hAnsi="Segoe UI" w:eastAsia="Segoe UI" w:cs="Segoe UI"/>
-                <w:i w:val="0"/>
-                <w:iCs w:val="0"/>
-                <w:caps w:val="0"/>
-                <w:snapToGrid w:val="0"/>
-                <w:color w:val="000000"/>
-                <w:spacing w:val="0"/>
-                <w:kern w:val="0"/>
-                <w:sz w:val="18"/>
-                <w:szCs w:val="18"/>
-                <w:lang w:val="en-US" w:eastAsia="zh-CN"/>
-              </w:rPr>
-              <w:t>《管理评审报告》及决议</w:t>
-            </w:r>
-          </w:p>
-        </w:tc>
-      </w:tr>
-      <w:tr>
-        <w:tblPrEx>
-          <w:tblBorders>
-            <w:top w:val="single" w:color="auto" w:sz="4" w:space="0"/>
-            <w:left w:val="single" w:color="auto" w:sz="4" w:space="0"/>
-            <w:bottom w:val="single" w:color="auto" w:sz="4" w:space="0"/>
-            <w:right w:val="single" w:color="auto" w:sz="4" w:space="0"/>
-            <w:insideH w:val="single" w:color="auto" w:sz="4" w:space="0"/>
-            <w:insideV w:val="single" w:color="auto" w:sz="4" w:space="0"/>
-          </w:tblBorders>
-          <w:shd w:val="clear" w:color="auto" w:fill="auto"/>
           <w:tblCellMar>
             <w:top w:w="15" w:type="dxa"/>
             <w:left w:w="15" w:type="dxa"/>
